--- a/kp-generator/patterns/кп федорина без хар-к.docx
+++ b/kp-generator/patterns/кп федорина без хар-к.docx
@@ -5,12 +5,10 @@
     <w:p>
       <w:pPr>
         <w:pStyle w:val="a3"/>
-        <w:tabs>
-          <w:tab w:val="left" w:pos="1985"/>
-        </w:tabs>
-        <w:spacing w:before="46"/>
-        <w:rPr>
-          <w:rFonts w:ascii="Segoe UI Variable Small" w:hAnsi="Segoe UI Variable Small"/>
+        <w:ind w:left="12" w:firstLine="130"/>
+        <w:rPr>
+          <w:rFonts w:ascii="Segoe UI Variable Small" w:hAnsi="Segoe UI Variable Small"/>
+          <w:bCs/>
           <w:color w:val="262626" w:themeColor="text1" w:themeTint="D9"/>
           <w:sz w:val="20"/>
         </w:rPr>
@@ -18,112 +16,65 @@
       <w:r>
         <w:rPr>
           <w:rFonts w:ascii="Segoe UI Variable Small" w:hAnsi="Segoe UI Variable Small"/>
+          <w:bCs/>
           <w:color w:val="262626" w:themeColor="text1" w:themeTint="D9"/>
           <w:sz w:val="20"/>
         </w:rPr>
-        <w:t>КП Федорина № {</w:t>
-      </w:r>
-      <w:proofErr w:type="spellStart"/>
-      <w:r>
-        <w:rPr>
-          <w:rFonts w:ascii="Segoe UI Variable Small" w:hAnsi="Segoe UI Variable Small"/>
-          <w:color w:val="262626" w:themeColor="text1" w:themeTint="D9"/>
-          <w:sz w:val="20"/>
-        </w:rPr>
-        <w:t>number</w:t>
-      </w:r>
-      <w:proofErr w:type="spellEnd"/>
-      <w:r>
-        <w:rPr>
-          <w:rFonts w:ascii="Segoe UI Variable Small" w:hAnsi="Segoe UI Variable Small"/>
-          <w:color w:val="262626" w:themeColor="text1" w:themeTint="D9"/>
-          <w:sz w:val="20"/>
-        </w:rPr>
-        <w:t>}от {</w:t>
-      </w:r>
-      <w:proofErr w:type="spellStart"/>
-      <w:r>
-        <w:rPr>
-          <w:rFonts w:ascii="Segoe UI Variable Small" w:hAnsi="Segoe UI Variable Small"/>
-          <w:color w:val="262626" w:themeColor="text1" w:themeTint="D9"/>
-          <w:sz w:val="20"/>
-        </w:rPr>
-        <w:t>date</w:t>
-      </w:r>
-      <w:proofErr w:type="spellEnd"/>
-      <w:r>
-        <w:rPr>
-          <w:rFonts w:ascii="Segoe UI Variable Small" w:hAnsi="Segoe UI Variable Small"/>
-          <w:color w:val="262626" w:themeColor="text1" w:themeTint="D9"/>
-          <w:sz w:val="20"/>
-        </w:rPr>
-        <w:t>} - {</w:t>
-      </w:r>
-      <w:proofErr w:type="spellStart"/>
-      <w:r>
-        <w:rPr>
-          <w:rFonts w:ascii="Segoe UI Variable Small" w:hAnsi="Segoe UI Variable Small"/>
-          <w:color w:val="262626" w:themeColor="text1" w:themeTint="D9"/>
-          <w:sz w:val="20"/>
-        </w:rPr>
-        <w:t>partner</w:t>
-      </w:r>
-      <w:proofErr w:type="spellEnd"/>
-      <w:r>
-        <w:rPr>
-          <w:rFonts w:ascii="Segoe UI Variable Small" w:hAnsi="Segoe UI Variable Small"/>
-          <w:color w:val="262626" w:themeColor="text1" w:themeTint="D9"/>
-          <w:sz w:val="20"/>
-        </w:rPr>
-        <w:t>}</w:t>
+        <w:t xml:space="preserve">В ответ на Ваш запрос ценовой информации направляем </w:t>
       </w:r>
     </w:p>
     <w:p>
       <w:pPr>
         <w:pStyle w:val="a3"/>
-        <w:tabs>
-          <w:tab w:val="left" w:pos="1985"/>
-        </w:tabs>
-        <w:spacing w:before="46"/>
-        <w:rPr>
-          <w:rFonts w:ascii="Segoe UI Variable Small" w:hAnsi="Segoe UI Variable Small"/>
-          <w:color w:val="262626" w:themeColor="text1" w:themeTint="D9"/>
-          <w:sz w:val="20"/>
+        <w:spacing w:after="240"/>
+        <w:ind w:left="12" w:firstLine="130"/>
+        <w:rPr>
+          <w:rFonts w:ascii="Segoe UI Variable Small" w:hAnsi="Segoe UI Variable Small"/>
+          <w:bCs/>
+          <w:color w:val="262626" w:themeColor="text1" w:themeTint="D9"/>
+          <w:szCs w:val="32"/>
         </w:rPr>
       </w:pPr>
+      <w:r>
+        <w:rPr>
+          <w:rFonts w:ascii="Segoe UI Variable Small" w:hAnsi="Segoe UI Variable Small"/>
+          <w:bCs/>
+          <w:color w:val="262626" w:themeColor="text1" w:themeTint="D9"/>
+          <w:szCs w:val="32"/>
+        </w:rPr>
+        <w:t>Коммерческое предложение</w:t>
+      </w:r>
     </w:p>
     <w:tbl>
       <w:tblPr>
         <w:tblStyle w:val="TableNormal"/>
-        <w:tblW w:w="10938" w:type="dxa"/>
+        <w:tblW w:w="10795" w:type="dxa"/>
         <w:tblInd w:w="-165" w:type="dxa"/>
         <w:tblBorders>
-          <w:top w:val="dotted" w:sz="12" w:space="0" w:color="808080" w:themeColor="background1" w:themeShade="80"/>
-          <w:bottom w:val="dotted" w:sz="12" w:space="0" w:color="808080" w:themeColor="background1" w:themeShade="80"/>
-          <w:insideH w:val="dotted" w:sz="12" w:space="0" w:color="808080" w:themeColor="background1" w:themeShade="80"/>
+          <w:insideH w:val="single" w:sz="4" w:space="0" w:color="7F7F7F" w:themeColor="text1" w:themeTint="80"/>
+          <w:insideV w:val="single" w:sz="4" w:space="0" w:color="7F7F7F" w:themeColor="text1" w:themeTint="80"/>
         </w:tblBorders>
         <w:tblLayout w:type="fixed"/>
         <w:tblLook w:val="01E0" w:firstRow="1" w:lastRow="1" w:firstColumn="1" w:lastColumn="1" w:noHBand="0" w:noVBand="0"/>
       </w:tblPr>
       <w:tblGrid>
         <w:gridCol w:w="591"/>
-        <w:gridCol w:w="5974"/>
-        <w:gridCol w:w="1173"/>
-        <w:gridCol w:w="1216"/>
-        <w:gridCol w:w="1942"/>
-        <w:gridCol w:w="42"/>
+        <w:gridCol w:w="5670"/>
+        <w:gridCol w:w="985"/>
+        <w:gridCol w:w="1535"/>
+        <w:gridCol w:w="2014"/>
       </w:tblGrid>
       <w:tr>
         <w:trPr>
-          <w:gridAfter w:val="1"/>
-          <w:wAfter w:w="42" w:type="dxa"/>
-          <w:trHeight w:val="646"/>
+          <w:trHeight w:val="658"/>
         </w:trPr>
         <w:tc>
           <w:tcPr>
             <w:tcW w:w="591" w:type="dxa"/>
             <w:tcBorders>
-              <w:bottom w:val="dotted" w:sz="12" w:space="0" w:color="808080" w:themeColor="background1" w:themeShade="80"/>
+              <w:top w:val="nil"/>
+              <w:bottom w:val="dashSmallGap" w:sz="4" w:space="0" w:color="auto"/>
+              <w:right w:val="dotted" w:sz="4" w:space="0" w:color="auto"/>
             </w:tcBorders>
             <w:vAlign w:val="center"/>
           </w:tcPr>
@@ -131,7 +82,8 @@
             <w:pPr>
               <w:pStyle w:val="TableParagraph"/>
               <w:spacing w:before="0"/>
-              <w:ind w:left="8"/>
+              <w:ind w:left="113"/>
+              <w:jc w:val="left"/>
               <w:rPr>
                 <w:rFonts w:ascii="Segoe UI Variable Small" w:hAnsi="Segoe UI Variable Small"/>
                 <w:b/>
@@ -155,9 +107,12 @@
         </w:tc>
         <w:tc>
           <w:tcPr>
-            <w:tcW w:w="5974" w:type="dxa"/>
+            <w:tcW w:w="5670" w:type="dxa"/>
             <w:tcBorders>
-              <w:bottom w:val="dotted" w:sz="12" w:space="0" w:color="808080" w:themeColor="background1" w:themeShade="80"/>
+              <w:top w:val="nil"/>
+              <w:left w:val="dotted" w:sz="4" w:space="0" w:color="auto"/>
+              <w:bottom w:val="dashSmallGap" w:sz="4" w:space="0" w:color="auto"/>
+              <w:right w:val="dotted" w:sz="4" w:space="0" w:color="auto"/>
             </w:tcBorders>
             <w:vAlign w:val="center"/>
           </w:tcPr>
@@ -165,7 +120,7 @@
             <w:pPr>
               <w:pStyle w:val="TableParagraph"/>
               <w:spacing w:before="0"/>
-              <w:ind w:left="0" w:firstLine="245"/>
+              <w:ind w:left="113" w:right="145"/>
               <w:jc w:val="left"/>
               <w:rPr>
                 <w:rFonts w:ascii="Segoe UI Variable Small" w:hAnsi="Segoe UI Variable Small"/>
@@ -211,9 +166,12 @@
         </w:tc>
         <w:tc>
           <w:tcPr>
-            <w:tcW w:w="1173" w:type="dxa"/>
+            <w:tcW w:w="985" w:type="dxa"/>
             <w:tcBorders>
-              <w:bottom w:val="dotted" w:sz="12" w:space="0" w:color="808080" w:themeColor="background1" w:themeShade="80"/>
+              <w:top w:val="nil"/>
+              <w:left w:val="dotted" w:sz="4" w:space="0" w:color="auto"/>
+              <w:bottom w:val="dashSmallGap" w:sz="4" w:space="0" w:color="auto"/>
+              <w:right w:val="dotted" w:sz="4" w:space="0" w:color="auto"/>
             </w:tcBorders>
             <w:vAlign w:val="center"/>
           </w:tcPr>
@@ -221,8 +179,8 @@
             <w:pPr>
               <w:pStyle w:val="TableParagraph"/>
               <w:spacing w:before="0" w:line="322" w:lineRule="exact"/>
-              <w:ind w:left="282" w:hanging="152"/>
-              <w:jc w:val="right"/>
+              <w:ind w:left="113"/>
+              <w:jc w:val="left"/>
               <w:rPr>
                 <w:rFonts w:ascii="Segoe UI Variable Small" w:hAnsi="Segoe UI Variable Small"/>
                 <w:b/>
@@ -257,9 +215,12 @@
         </w:tc>
         <w:tc>
           <w:tcPr>
-            <w:tcW w:w="1216" w:type="dxa"/>
+            <w:tcW w:w="1535" w:type="dxa"/>
             <w:tcBorders>
-              <w:bottom w:val="dotted" w:sz="12" w:space="0" w:color="808080" w:themeColor="background1" w:themeShade="80"/>
+              <w:top w:val="nil"/>
+              <w:left w:val="dotted" w:sz="4" w:space="0" w:color="auto"/>
+              <w:bottom w:val="dashSmallGap" w:sz="4" w:space="0" w:color="auto"/>
+              <w:right w:val="dotted" w:sz="4" w:space="0" w:color="auto"/>
             </w:tcBorders>
             <w:vAlign w:val="center"/>
           </w:tcPr>
@@ -267,8 +228,8 @@
             <w:pPr>
               <w:pStyle w:val="TableParagraph"/>
               <w:spacing w:before="0"/>
-              <w:ind w:left="17"/>
-              <w:jc w:val="right"/>
+              <w:ind w:left="113"/>
+              <w:jc w:val="left"/>
               <w:rPr>
                 <w:rFonts w:ascii="Segoe UI Variable Small" w:hAnsi="Segoe UI Variable Small"/>
                 <w:b/>
@@ -292,9 +253,11 @@
         </w:tc>
         <w:tc>
           <w:tcPr>
-            <w:tcW w:w="1942" w:type="dxa"/>
+            <w:tcW w:w="2014" w:type="dxa"/>
             <w:tcBorders>
-              <w:bottom w:val="dotted" w:sz="12" w:space="0" w:color="808080" w:themeColor="background1" w:themeShade="80"/>
+              <w:top w:val="nil"/>
+              <w:left w:val="dotted" w:sz="4" w:space="0" w:color="auto"/>
+              <w:bottom w:val="dashSmallGap" w:sz="4" w:space="0" w:color="auto"/>
             </w:tcBorders>
             <w:vAlign w:val="center"/>
           </w:tcPr>
@@ -302,7 +265,8 @@
             <w:pPr>
               <w:pStyle w:val="TableParagraph"/>
               <w:spacing w:before="0"/>
-              <w:jc w:val="right"/>
+              <w:ind w:left="113"/>
+              <w:jc w:val="left"/>
               <w:rPr>
                 <w:rFonts w:ascii="Segoe UI Variable Small" w:hAnsi="Segoe UI Variable Small"/>
                 <w:b/>
@@ -327,29 +291,29 @@
       </w:tr>
       <w:tr>
         <w:trPr>
-          <w:gridAfter w:val="1"/>
-          <w:wAfter w:w="42" w:type="dxa"/>
-          <w:trHeight w:val="554"/>
+          <w:trHeight w:val="671"/>
         </w:trPr>
         <w:tc>
           <w:tcPr>
             <w:tcW w:w="591" w:type="dxa"/>
             <w:tcBorders>
-              <w:top w:val="dotted" w:sz="12" w:space="0" w:color="808080" w:themeColor="background1" w:themeShade="80"/>
-              <w:bottom w:val="dotted" w:sz="12" w:space="0" w:color="808080" w:themeColor="background1" w:themeShade="80"/>
+              <w:top w:val="dashSmallGap" w:sz="4" w:space="0" w:color="auto"/>
+              <w:bottom w:val="dashSmallGap" w:sz="4" w:space="0" w:color="auto"/>
+              <w:right w:val="dotted" w:sz="4" w:space="0" w:color="auto"/>
             </w:tcBorders>
             <w:vAlign w:val="center"/>
           </w:tcPr>
           <w:p>
             <w:pPr>
               <w:pStyle w:val="TableParagraph"/>
-              <w:spacing w:before="0"/>
+              <w:spacing w:before="0" w:after="240"/>
               <w:ind w:left="8" w:right="3"/>
               <w:rPr>
                 <w:rFonts w:ascii="Segoe UI Variable Small" w:hAnsi="Segoe UI Variable Small"/>
-                <w:color w:val="262626" w:themeColor="text1" w:themeTint="D9"/>
+                <w:color w:val="0D0D0D" w:themeColor="text1" w:themeTint="F2"/>
                 <w:spacing w:val="-5"/>
-                <w:szCs w:val="18"/>
+                <w:sz w:val="24"/>
+                <w:szCs w:val="20"/>
                 <w:lang w:val="en-US"/>
               </w:rPr>
             </w:pPr>
@@ -357,7 +321,8 @@
               <w:rPr>
                 <w:rFonts w:ascii="Segoe UI Variable Small" w:hAnsi="Segoe UI Variable Small"/>
                 <w:color w:val="262626" w:themeColor="text1" w:themeTint="D9"/>
-                <w:szCs w:val="18"/>
+                <w:sz w:val="24"/>
+                <w:szCs w:val="20"/>
                 <w:lang w:val="en-US"/>
               </w:rPr>
               <w:t>{#</w:t>
@@ -367,7 +332,8 @@
               <w:rPr>
                 <w:rFonts w:ascii="Segoe UI Variable Small" w:hAnsi="Segoe UI Variable Small"/>
                 <w:color w:val="262626" w:themeColor="text1" w:themeTint="D9"/>
-                <w:szCs w:val="18"/>
+                <w:sz w:val="24"/>
+                <w:szCs w:val="20"/>
                 <w:lang w:val="en-US"/>
               </w:rPr>
               <w:t>items}{</w:t>
@@ -377,7 +343,8 @@
               <w:rPr>
                 <w:rFonts w:ascii="Segoe UI Variable Small" w:hAnsi="Segoe UI Variable Small"/>
                 <w:color w:val="262626" w:themeColor="text1" w:themeTint="D9"/>
-                <w:szCs w:val="18"/>
+                <w:sz w:val="24"/>
+                <w:szCs w:val="20"/>
                 <w:lang w:val="en-US"/>
               </w:rPr>
               <w:t>num}</w:t>
@@ -386,31 +353,34 @@
         </w:tc>
         <w:tc>
           <w:tcPr>
-            <w:tcW w:w="5974" w:type="dxa"/>
+            <w:tcW w:w="5670" w:type="dxa"/>
             <w:tcBorders>
-              <w:top w:val="dotted" w:sz="12" w:space="0" w:color="808080" w:themeColor="background1" w:themeShade="80"/>
-              <w:bottom w:val="dotted" w:sz="12" w:space="0" w:color="808080" w:themeColor="background1" w:themeShade="80"/>
+              <w:top w:val="dashSmallGap" w:sz="4" w:space="0" w:color="auto"/>
+              <w:left w:val="dotted" w:sz="4" w:space="0" w:color="auto"/>
+              <w:bottom w:val="dashSmallGap" w:sz="4" w:space="0" w:color="auto"/>
+              <w:right w:val="dotted" w:sz="4" w:space="0" w:color="auto"/>
             </w:tcBorders>
             <w:vAlign w:val="center"/>
           </w:tcPr>
           <w:p>
             <w:pPr>
               <w:pStyle w:val="TableParagraph"/>
-              <w:spacing w:before="0"/>
-              <w:ind w:left="108"/>
+              <w:spacing w:before="0" w:after="240"/>
+              <w:ind w:left="108" w:right="145"/>
               <w:jc w:val="left"/>
               <w:rPr>
                 <w:rFonts w:ascii="Segoe UI Variable Small" w:hAnsi="Segoe UI Variable Small"/>
-                <w:color w:val="262626" w:themeColor="text1" w:themeTint="D9"/>
-                <w:szCs w:val="18"/>
-                <w:lang w:val="en-US"/>
+                <w:color w:val="0D0D0D" w:themeColor="text1" w:themeTint="F2"/>
+                <w:sz w:val="20"/>
+                <w:szCs w:val="16"/>
               </w:rPr>
             </w:pPr>
             <w:r>
               <w:rPr>
                 <w:rFonts w:ascii="Segoe UI Variable Small" w:hAnsi="Segoe UI Variable Small"/>
                 <w:color w:val="262626" w:themeColor="text1" w:themeTint="D9"/>
-                <w:szCs w:val="18"/>
+                <w:sz w:val="24"/>
+                <w:szCs w:val="20"/>
               </w:rPr>
               <w:t>{</w:t>
             </w:r>
@@ -419,7 +389,8 @@
               <w:rPr>
                 <w:rFonts w:ascii="Segoe UI Variable Small" w:hAnsi="Segoe UI Variable Small"/>
                 <w:color w:val="262626" w:themeColor="text1" w:themeTint="D9"/>
-                <w:szCs w:val="18"/>
+                <w:sz w:val="24"/>
+                <w:szCs w:val="20"/>
               </w:rPr>
               <w:t>name</w:t>
             </w:r>
@@ -428,7 +399,8 @@
               <w:rPr>
                 <w:rFonts w:ascii="Segoe UI Variable Small" w:hAnsi="Segoe UI Variable Small"/>
                 <w:color w:val="262626" w:themeColor="text1" w:themeTint="D9"/>
-                <w:szCs w:val="18"/>
+                <w:sz w:val="24"/>
+                <w:szCs w:val="20"/>
               </w:rPr>
               <w:t>}</w:t>
             </w:r>
@@ -436,31 +408,34 @@
         </w:tc>
         <w:tc>
           <w:tcPr>
-            <w:tcW w:w="1173" w:type="dxa"/>
+            <w:tcW w:w="985" w:type="dxa"/>
             <w:tcBorders>
-              <w:top w:val="dotted" w:sz="12" w:space="0" w:color="808080" w:themeColor="background1" w:themeShade="80"/>
-              <w:bottom w:val="dotted" w:sz="12" w:space="0" w:color="808080" w:themeColor="background1" w:themeShade="80"/>
+              <w:top w:val="dashSmallGap" w:sz="4" w:space="0" w:color="auto"/>
+              <w:left w:val="dotted" w:sz="4" w:space="0" w:color="auto"/>
+              <w:bottom w:val="dashSmallGap" w:sz="4" w:space="0" w:color="auto"/>
+              <w:right w:val="dotted" w:sz="4" w:space="0" w:color="auto"/>
             </w:tcBorders>
             <w:vAlign w:val="center"/>
           </w:tcPr>
           <w:p>
             <w:pPr>
               <w:pStyle w:val="TableParagraph"/>
-              <w:spacing w:before="0"/>
+              <w:spacing w:before="0" w:after="240"/>
               <w:ind w:left="14" w:right="2"/>
-              <w:jc w:val="right"/>
-              <w:rPr>
-                <w:rFonts w:ascii="Segoe UI Variable Small" w:hAnsi="Segoe UI Variable Small"/>
-                <w:color w:val="262626" w:themeColor="text1" w:themeTint="D9"/>
+              <w:rPr>
+                <w:rFonts w:ascii="Segoe UI Variable Small" w:hAnsi="Segoe UI Variable Small"/>
+                <w:color w:val="0D0D0D" w:themeColor="text1" w:themeTint="F2"/>
                 <w:spacing w:val="-10"/>
-                <w:szCs w:val="18"/>
+                <w:sz w:val="20"/>
+                <w:szCs w:val="16"/>
               </w:rPr>
             </w:pPr>
             <w:r>
               <w:rPr>
                 <w:rFonts w:ascii="Segoe UI Variable Small" w:hAnsi="Segoe UI Variable Small"/>
                 <w:color w:val="262626" w:themeColor="text1" w:themeTint="D9"/>
-                <w:szCs w:val="18"/>
+                <w:sz w:val="24"/>
+                <w:szCs w:val="20"/>
               </w:rPr>
               <w:t>{</w:t>
             </w:r>
@@ -469,7 +444,8 @@
               <w:rPr>
                 <w:rFonts w:ascii="Segoe UI Variable Small" w:hAnsi="Segoe UI Variable Small"/>
                 <w:color w:val="262626" w:themeColor="text1" w:themeTint="D9"/>
-                <w:szCs w:val="18"/>
+                <w:sz w:val="24"/>
+                <w:szCs w:val="20"/>
               </w:rPr>
               <w:t>qty</w:t>
             </w:r>
@@ -478,7 +454,8 @@
               <w:rPr>
                 <w:rFonts w:ascii="Segoe UI Variable Small" w:hAnsi="Segoe UI Variable Small"/>
                 <w:color w:val="262626" w:themeColor="text1" w:themeTint="D9"/>
-                <w:szCs w:val="18"/>
+                <w:sz w:val="24"/>
+                <w:szCs w:val="20"/>
               </w:rPr>
               <w:t>}</w:t>
             </w:r>
@@ -486,32 +463,35 @@
         </w:tc>
         <w:tc>
           <w:tcPr>
-            <w:tcW w:w="1216" w:type="dxa"/>
+            <w:tcW w:w="1535" w:type="dxa"/>
             <w:tcBorders>
-              <w:top w:val="dotted" w:sz="12" w:space="0" w:color="808080" w:themeColor="background1" w:themeShade="80"/>
-              <w:bottom w:val="dotted" w:sz="12" w:space="0" w:color="808080" w:themeColor="background1" w:themeShade="80"/>
-              <w:right w:val="nil"/>
+              <w:top w:val="dashSmallGap" w:sz="4" w:space="0" w:color="auto"/>
+              <w:left w:val="dotted" w:sz="4" w:space="0" w:color="auto"/>
+              <w:bottom w:val="dashSmallGap" w:sz="4" w:space="0" w:color="auto"/>
+              <w:right w:val="dotted" w:sz="4" w:space="0" w:color="auto"/>
             </w:tcBorders>
             <w:vAlign w:val="center"/>
           </w:tcPr>
           <w:p>
             <w:pPr>
               <w:pStyle w:val="TableParagraph"/>
-              <w:spacing w:before="0"/>
-              <w:ind w:left="17" w:right="4"/>
-              <w:jc w:val="right"/>
-              <w:rPr>
-                <w:rFonts w:ascii="Segoe UI Variable Small" w:hAnsi="Segoe UI Variable Small"/>
-                <w:color w:val="262626" w:themeColor="text1" w:themeTint="D9"/>
+              <w:spacing w:before="0" w:after="240"/>
+              <w:ind w:left="151" w:right="4"/>
+              <w:jc w:val="left"/>
+              <w:rPr>
+                <w:rFonts w:ascii="Segoe UI Variable Small" w:hAnsi="Segoe UI Variable Small"/>
+                <w:color w:val="0D0D0D" w:themeColor="text1" w:themeTint="F2"/>
                 <w:spacing w:val="-2"/>
-                <w:szCs w:val="18"/>
+                <w:sz w:val="20"/>
+                <w:szCs w:val="16"/>
               </w:rPr>
             </w:pPr>
             <w:r>
               <w:rPr>
                 <w:rFonts w:ascii="Segoe UI Variable Small" w:hAnsi="Segoe UI Variable Small"/>
                 <w:color w:val="262626" w:themeColor="text1" w:themeTint="D9"/>
-                <w:szCs w:val="18"/>
+                <w:sz w:val="24"/>
+                <w:szCs w:val="20"/>
               </w:rPr>
               <w:t>{</w:t>
             </w:r>
@@ -520,7 +500,8 @@
               <w:rPr>
                 <w:rFonts w:ascii="Segoe UI Variable Small" w:hAnsi="Segoe UI Variable Small"/>
                 <w:color w:val="262626" w:themeColor="text1" w:themeTint="D9"/>
-                <w:szCs w:val="18"/>
+                <w:sz w:val="24"/>
+                <w:szCs w:val="20"/>
               </w:rPr>
               <w:t>price</w:t>
             </w:r>
@@ -529,7 +510,8 @@
               <w:rPr>
                 <w:rFonts w:ascii="Segoe UI Variable Small" w:hAnsi="Segoe UI Variable Small"/>
                 <w:color w:val="262626" w:themeColor="text1" w:themeTint="D9"/>
-                <w:szCs w:val="18"/>
+                <w:sz w:val="24"/>
+                <w:szCs w:val="20"/>
               </w:rPr>
               <w:t>}</w:t>
             </w:r>
@@ -537,21 +519,23 @@
         </w:tc>
         <w:tc>
           <w:tcPr>
-            <w:tcW w:w="1942" w:type="dxa"/>
+            <w:tcW w:w="2014" w:type="dxa"/>
             <w:tcBorders>
-              <w:top w:val="dotted" w:sz="12" w:space="0" w:color="808080" w:themeColor="background1" w:themeShade="80"/>
-              <w:left w:val="nil"/>
-              <w:bottom w:val="dotted" w:sz="12" w:space="0" w:color="808080" w:themeColor="background1" w:themeShade="80"/>
+              <w:top w:val="dashSmallGap" w:sz="4" w:space="0" w:color="auto"/>
+              <w:left w:val="dotted" w:sz="4" w:space="0" w:color="auto"/>
+              <w:bottom w:val="dashSmallGap" w:sz="4" w:space="0" w:color="auto"/>
             </w:tcBorders>
             <w:vAlign w:val="center"/>
           </w:tcPr>
           <w:p>
             <w:pPr>
-              <w:jc w:val="right"/>
-              <w:rPr>
-                <w:rFonts w:ascii="Segoe UI Variable Small" w:hAnsi="Segoe UI Variable Small"/>
-                <w:color w:val="262626" w:themeColor="text1" w:themeTint="D9"/>
-                <w:szCs w:val="18"/>
+              <w:spacing w:after="240"/>
+              <w:ind w:left="139"/>
+              <w:rPr>
+                <w:rFonts w:ascii="Segoe UI Variable Small" w:hAnsi="Segoe UI Variable Small"/>
+                <w:color w:val="0D0D0D" w:themeColor="text1" w:themeTint="F2"/>
+                <w:sz w:val="20"/>
+                <w:szCs w:val="16"/>
                 <w:lang w:val="en-US"/>
               </w:rPr>
             </w:pPr>
@@ -559,7 +543,8 @@
               <w:rPr>
                 <w:rFonts w:ascii="Segoe UI Variable Small" w:hAnsi="Segoe UI Variable Small"/>
                 <w:color w:val="262626" w:themeColor="text1" w:themeTint="D9"/>
-                <w:szCs w:val="18"/>
+                <w:sz w:val="24"/>
+                <w:szCs w:val="20"/>
               </w:rPr>
               <w:t>{</w:t>
             </w:r>
@@ -568,7 +553,8 @@
               <w:rPr>
                 <w:rFonts w:ascii="Segoe UI Variable Small" w:hAnsi="Segoe UI Variable Small"/>
                 <w:color w:val="262626" w:themeColor="text1" w:themeTint="D9"/>
-                <w:szCs w:val="18"/>
+                <w:sz w:val="24"/>
+                <w:szCs w:val="20"/>
               </w:rPr>
               <w:t>sum</w:t>
             </w:r>
@@ -577,7 +563,8 @@
               <w:rPr>
                 <w:rFonts w:ascii="Segoe UI Variable Small" w:hAnsi="Segoe UI Variable Small"/>
                 <w:color w:val="262626" w:themeColor="text1" w:themeTint="D9"/>
-                <w:szCs w:val="18"/>
+                <w:sz w:val="24"/>
+                <w:szCs w:val="20"/>
               </w:rPr>
               <w:t>}{/</w:t>
             </w:r>
@@ -586,7 +573,8 @@
               <w:rPr>
                 <w:rFonts w:ascii="Segoe UI Variable Small" w:hAnsi="Segoe UI Variable Small"/>
                 <w:color w:val="262626" w:themeColor="text1" w:themeTint="D9"/>
-                <w:szCs w:val="18"/>
+                <w:sz w:val="24"/>
+                <w:szCs w:val="20"/>
               </w:rPr>
               <w:t>items</w:t>
             </w:r>
@@ -595,7 +583,8 @@
               <w:rPr>
                 <w:rFonts w:ascii="Segoe UI Variable Small" w:hAnsi="Segoe UI Variable Small"/>
                 <w:color w:val="262626" w:themeColor="text1" w:themeTint="D9"/>
-                <w:szCs w:val="18"/>
+                <w:sz w:val="24"/>
+                <w:szCs w:val="20"/>
               </w:rPr>
               <w:t>}</w:t>
             </w:r>
@@ -604,15 +593,14 @@
       </w:tr>
       <w:tr>
         <w:trPr>
-          <w:trHeight w:val="489"/>
+          <w:trHeight w:val="498"/>
         </w:trPr>
         <w:tc>
           <w:tcPr>
-            <w:tcW w:w="8954" w:type="dxa"/>
+            <w:tcW w:w="8781" w:type="dxa"/>
             <w:gridSpan w:val="4"/>
             <w:tcBorders>
-              <w:top w:val="single" w:sz="12" w:space="0" w:color="7F7F7F" w:themeColor="text1" w:themeTint="80"/>
-              <w:left w:val="nil"/>
+              <w:top w:val="dashSmallGap" w:sz="4" w:space="0" w:color="auto"/>
               <w:bottom w:val="nil"/>
               <w:right w:val="nil"/>
             </w:tcBorders>
@@ -622,21 +610,21 @@
             <w:pPr>
               <w:pStyle w:val="TableParagraph"/>
               <w:spacing w:before="0"/>
-              <w:ind w:right="348"/>
+              <w:ind w:right="280"/>
               <w:jc w:val="right"/>
               <w:rPr>
                 <w:rFonts w:ascii="Segoe UI Variable Small" w:hAnsi="Segoe UI Variable Small"/>
-                <w:bCs/>
-                <w:color w:val="262626" w:themeColor="text1" w:themeTint="D9"/>
-                <w:szCs w:val="18"/>
+                <w:b/>
+                <w:color w:val="0D0D0D" w:themeColor="text1" w:themeTint="F2"/>
+                <w:sz w:val="28"/>
               </w:rPr>
             </w:pPr>
             <w:r>
               <w:rPr>
                 <w:rFonts w:ascii="Segoe UI Variable Small" w:hAnsi="Segoe UI Variable Small"/>
-                <w:bCs/>
-                <w:color w:val="262626" w:themeColor="text1" w:themeTint="D9"/>
-                <w:szCs w:val="18"/>
+                <w:b/>
+                <w:color w:val="0D0D0D" w:themeColor="text1" w:themeTint="F2"/>
+                <w:sz w:val="28"/>
               </w:rPr>
               <w:t>Итого:</w:t>
             </w:r>
@@ -644,36 +632,37 @@
         </w:tc>
         <w:tc>
           <w:tcPr>
-            <w:tcW w:w="1984" w:type="dxa"/>
-            <w:gridSpan w:val="2"/>
+            <w:tcW w:w="2014" w:type="dxa"/>
             <w:tcBorders>
-              <w:top w:val="single" w:sz="12" w:space="0" w:color="7F7F7F" w:themeColor="text1" w:themeTint="80"/>
+              <w:top w:val="dashSmallGap" w:sz="4" w:space="0" w:color="auto"/>
               <w:left w:val="nil"/>
               <w:bottom w:val="nil"/>
-              <w:right w:val="nil"/>
             </w:tcBorders>
             <w:vAlign w:val="center"/>
           </w:tcPr>
           <w:p>
             <w:pPr>
               <w:pStyle w:val="TableParagraph"/>
+              <w:tabs>
+                <w:tab w:val="left" w:pos="145"/>
+              </w:tabs>
               <w:spacing w:before="0"/>
-              <w:ind w:right="348"/>
+              <w:ind w:left="139"/>
               <w:jc w:val="left"/>
               <w:rPr>
                 <w:rFonts w:ascii="Segoe UI Variable Small" w:hAnsi="Segoe UI Variable Small"/>
-                <w:bCs/>
-                <w:color w:val="262626" w:themeColor="text1" w:themeTint="D9"/>
-                <w:szCs w:val="18"/>
+                <w:b/>
+                <w:color w:val="0D0D0D" w:themeColor="text1" w:themeTint="F2"/>
+                <w:sz w:val="28"/>
               </w:rPr>
             </w:pPr>
             <w:r>
               <w:rPr>
                 <w:rFonts w:ascii="Segoe UI Variable Small" w:hAnsi="Segoe UI Variable Small"/>
-                <w:bCs/>
+                <w:b/>
                 <w:color w:val="262626" w:themeColor="text1" w:themeTint="D9"/>
                 <w:spacing w:val="-2"/>
-                <w:szCs w:val="18"/>
+                <w:sz w:val="28"/>
               </w:rPr>
               <w:t>{</w:t>
             </w:r>
@@ -681,10 +670,10 @@
             <w:r>
               <w:rPr>
                 <w:rFonts w:ascii="Segoe UI Variable Small" w:hAnsi="Segoe UI Variable Small"/>
-                <w:bCs/>
+                <w:b/>
                 <w:color w:val="262626" w:themeColor="text1" w:themeTint="D9"/>
                 <w:spacing w:val="-2"/>
-                <w:szCs w:val="18"/>
+                <w:sz w:val="28"/>
               </w:rPr>
               <w:t>total</w:t>
             </w:r>
@@ -692,10 +681,10 @@
             <w:r>
               <w:rPr>
                 <w:rFonts w:ascii="Segoe UI Variable Small" w:hAnsi="Segoe UI Variable Small"/>
-                <w:bCs/>
+                <w:b/>
                 <w:color w:val="262626" w:themeColor="text1" w:themeTint="D9"/>
                 <w:spacing w:val="-2"/>
-                <w:szCs w:val="18"/>
+                <w:sz w:val="28"/>
               </w:rPr>
               <w:t>}</w:t>
             </w:r>
@@ -706,16 +695,226 @@
     <w:p>
       <w:pPr>
         <w:pStyle w:val="a3"/>
+        <w:spacing w:before="240"/>
         <w:ind w:left="12" w:firstLine="130"/>
         <w:jc w:val="both"/>
         <w:rPr>
           <w:rFonts w:ascii="Segoe UI Variable Small" w:hAnsi="Segoe UI Variable Small"/>
-          <w:b/>
           <w:color w:val="262626" w:themeColor="text1" w:themeTint="D9"/>
           <w:sz w:val="20"/>
-          <w:lang w:val="en-US"/>
+          <w:szCs w:val="20"/>
         </w:rPr>
       </w:pPr>
+      <w:r>
+        <w:rPr>
+          <w:rFonts w:ascii="Segoe UI Variable Small" w:hAnsi="Segoe UI Variable Small"/>
+          <w:color w:val="262626" w:themeColor="text1" w:themeTint="D9"/>
+          <w:sz w:val="20"/>
+          <w:szCs w:val="20"/>
+        </w:rPr>
+        <w:t>Итого:</w:t>
+      </w:r>
+      <w:r>
+        <w:rPr>
+          <w:rFonts w:ascii="Segoe UI Variable Small" w:hAnsi="Segoe UI Variable Small"/>
+          <w:color w:val="262626" w:themeColor="text1" w:themeTint="D9"/>
+          <w:spacing w:val="-3"/>
+          <w:sz w:val="20"/>
+          <w:szCs w:val="20"/>
+        </w:rPr>
+        <w:t xml:space="preserve"> </w:t>
+      </w:r>
+      <w:r>
+        <w:rPr>
+          <w:rFonts w:ascii="Segoe UI Variable Small" w:hAnsi="Segoe UI Variable Small"/>
+          <w:color w:val="262626" w:themeColor="text1" w:themeTint="D9"/>
+          <w:sz w:val="20"/>
+          <w:szCs w:val="20"/>
+        </w:rPr>
+        <w:t>{</w:t>
+      </w:r>
+      <w:proofErr w:type="spellStart"/>
+      <w:r>
+        <w:rPr>
+          <w:rFonts w:ascii="Segoe UI Variable Small" w:hAnsi="Segoe UI Variable Small"/>
+          <w:color w:val="262626" w:themeColor="text1" w:themeTint="D9"/>
+          <w:sz w:val="20"/>
+          <w:szCs w:val="20"/>
+        </w:rPr>
+        <w:t>total</w:t>
+      </w:r>
+      <w:proofErr w:type="spellEnd"/>
+      <w:r>
+        <w:rPr>
+          <w:rFonts w:ascii="Segoe UI Variable Small" w:hAnsi="Segoe UI Variable Small"/>
+          <w:color w:val="262626" w:themeColor="text1" w:themeTint="D9"/>
+          <w:sz w:val="20"/>
+          <w:szCs w:val="20"/>
+        </w:rPr>
+        <w:t>} ({</w:t>
+      </w:r>
+      <w:proofErr w:type="spellStart"/>
+      <w:r>
+        <w:rPr>
+          <w:rFonts w:ascii="Segoe UI Variable Small" w:hAnsi="Segoe UI Variable Small"/>
+          <w:color w:val="262626" w:themeColor="text1" w:themeTint="D9"/>
+          <w:sz w:val="20"/>
+          <w:szCs w:val="20"/>
+        </w:rPr>
+        <w:t>totalWords</w:t>
+      </w:r>
+      <w:proofErr w:type="spellEnd"/>
+      <w:r>
+        <w:rPr>
+          <w:rFonts w:ascii="Segoe UI Variable Small" w:hAnsi="Segoe UI Variable Small"/>
+          <w:color w:val="262626" w:themeColor="text1" w:themeTint="D9"/>
+          <w:sz w:val="20"/>
+          <w:szCs w:val="20"/>
+        </w:rPr>
+        <w:t>})</w:t>
+      </w:r>
+      <w:r>
+        <w:rPr>
+          <w:rFonts w:ascii="Segoe UI Variable Small" w:hAnsi="Segoe UI Variable Small"/>
+          <w:color w:val="262626" w:themeColor="text1" w:themeTint="D9"/>
+          <w:spacing w:val="-4"/>
+          <w:sz w:val="20"/>
+          <w:szCs w:val="20"/>
+        </w:rPr>
+        <w:t xml:space="preserve"> </w:t>
+      </w:r>
+      <w:r>
+        <w:rPr>
+          <w:rFonts w:ascii="Segoe UI Variable Small" w:hAnsi="Segoe UI Variable Small"/>
+          <w:color w:val="262626" w:themeColor="text1" w:themeTint="D9"/>
+          <w:sz w:val="20"/>
+          <w:szCs w:val="20"/>
+        </w:rPr>
+        <w:t>рублей</w:t>
+      </w:r>
+      <w:r>
+        <w:rPr>
+          <w:rFonts w:ascii="Segoe UI Variable Small" w:hAnsi="Segoe UI Variable Small"/>
+          <w:color w:val="262626" w:themeColor="text1" w:themeTint="D9"/>
+          <w:spacing w:val="-2"/>
+          <w:sz w:val="20"/>
+          <w:szCs w:val="20"/>
+        </w:rPr>
+        <w:t xml:space="preserve"> </w:t>
+      </w:r>
+      <w:r>
+        <w:rPr>
+          <w:rFonts w:ascii="Segoe UI Variable Small" w:hAnsi="Segoe UI Variable Small"/>
+          <w:color w:val="262626" w:themeColor="text1" w:themeTint="D9"/>
+          <w:sz w:val="20"/>
+          <w:szCs w:val="20"/>
+        </w:rPr>
+        <w:t>00</w:t>
+      </w:r>
+      <w:r>
+        <w:rPr>
+          <w:rFonts w:ascii="Segoe UI Variable Small" w:hAnsi="Segoe UI Variable Small"/>
+          <w:color w:val="262626" w:themeColor="text1" w:themeTint="D9"/>
+          <w:spacing w:val="-3"/>
+          <w:sz w:val="20"/>
+          <w:szCs w:val="20"/>
+        </w:rPr>
+        <w:t xml:space="preserve"> </w:t>
+      </w:r>
+      <w:r>
+        <w:rPr>
+          <w:rFonts w:ascii="Segoe UI Variable Small" w:hAnsi="Segoe UI Variable Small"/>
+          <w:color w:val="262626" w:themeColor="text1" w:themeTint="D9"/>
+          <w:sz w:val="20"/>
+          <w:szCs w:val="20"/>
+        </w:rPr>
+        <w:t>копеек,</w:t>
+      </w:r>
+      <w:r>
+        <w:rPr>
+          <w:rFonts w:ascii="Segoe UI Variable Small" w:hAnsi="Segoe UI Variable Small"/>
+          <w:color w:val="262626" w:themeColor="text1" w:themeTint="D9"/>
+          <w:spacing w:val="-3"/>
+          <w:sz w:val="20"/>
+          <w:szCs w:val="20"/>
+        </w:rPr>
+        <w:t xml:space="preserve"> </w:t>
+      </w:r>
+      <w:r>
+        <w:rPr>
+          <w:rFonts w:ascii="Segoe UI Variable Small" w:hAnsi="Segoe UI Variable Small"/>
+          <w:color w:val="262626" w:themeColor="text1" w:themeTint="D9"/>
+          <w:sz w:val="20"/>
+          <w:szCs w:val="20"/>
+        </w:rPr>
+        <w:t>НДС</w:t>
+      </w:r>
+      <w:r>
+        <w:rPr>
+          <w:rFonts w:ascii="Segoe UI Variable Small" w:hAnsi="Segoe UI Variable Small"/>
+          <w:color w:val="262626" w:themeColor="text1" w:themeTint="D9"/>
+          <w:spacing w:val="-3"/>
+          <w:sz w:val="20"/>
+          <w:szCs w:val="20"/>
+        </w:rPr>
+        <w:t xml:space="preserve"> </w:t>
+      </w:r>
+      <w:r>
+        <w:rPr>
+          <w:rFonts w:ascii="Segoe UI Variable Small" w:hAnsi="Segoe UI Variable Small"/>
+          <w:color w:val="262626" w:themeColor="text1" w:themeTint="D9"/>
+          <w:sz w:val="20"/>
+          <w:szCs w:val="20"/>
+        </w:rPr>
+        <w:t>не</w:t>
+      </w:r>
+      <w:r>
+        <w:rPr>
+          <w:rFonts w:ascii="Segoe UI Variable Small" w:hAnsi="Segoe UI Variable Small"/>
+          <w:color w:val="262626" w:themeColor="text1" w:themeTint="D9"/>
+          <w:spacing w:val="-4"/>
+          <w:sz w:val="20"/>
+          <w:szCs w:val="20"/>
+        </w:rPr>
+        <w:t xml:space="preserve"> </w:t>
+      </w:r>
+      <w:r>
+        <w:rPr>
+          <w:rFonts w:ascii="Segoe UI Variable Small" w:hAnsi="Segoe UI Variable Small"/>
+          <w:color w:val="262626" w:themeColor="text1" w:themeTint="D9"/>
+          <w:sz w:val="20"/>
+          <w:szCs w:val="20"/>
+        </w:rPr>
+        <w:t>облагается.</w:t>
+      </w:r>
+      <w:r>
+        <w:rPr>
+          <w:rFonts w:ascii="Segoe UI Variable Small" w:hAnsi="Segoe UI Variable Small"/>
+          <w:color w:val="262626" w:themeColor="text1" w:themeTint="D9"/>
+          <w:spacing w:val="-4"/>
+          <w:sz w:val="20"/>
+          <w:szCs w:val="20"/>
+        </w:rPr>
+        <w:t xml:space="preserve"> </w:t>
+      </w:r>
+      <w:r>
+        <w:rPr>
+          <w:rFonts w:ascii="Segoe UI Variable Small" w:hAnsi="Segoe UI Variable Small"/>
+          <w:color w:val="262626" w:themeColor="text1" w:themeTint="D9"/>
+          <w:sz w:val="20"/>
+          <w:szCs w:val="20"/>
+        </w:rPr>
+        <w:t>с использованием АУСН</w:t>
+      </w:r>
+      <w:r>
+        <w:rPr>
+          <w:rFonts w:ascii="Segoe UI Variable Small" w:hAnsi="Segoe UI Variable Small"/>
+          <w:color w:val="262626" w:themeColor="text1" w:themeTint="D9"/>
+          <w:sz w:val="20"/>
+          <w:szCs w:val="20"/>
+        </w:rPr>
+        <w:t xml:space="preserve">. </w:t>
+      </w:r>
     </w:p>
     <w:p>
       <w:pPr>
@@ -725,77 +924,18 @@
         <w:rPr>
           <w:rFonts w:ascii="Segoe UI Variable Small" w:hAnsi="Segoe UI Variable Small"/>
           <w:color w:val="262626" w:themeColor="text1" w:themeTint="D9"/>
+          <w:sz w:val="16"/>
+          <w:szCs w:val="16"/>
+        </w:rPr>
+      </w:pPr>
+      <w:r>
+        <w:rPr>
+          <w:rFonts w:ascii="Segoe UI Variable Small" w:hAnsi="Segoe UI Variable Small"/>
+          <w:color w:val="262626" w:themeColor="text1" w:themeTint="D9"/>
           <w:sz w:val="20"/>
           <w:szCs w:val="20"/>
         </w:rPr>
-      </w:pPr>
-      <w:r>
-        <w:rPr>
-          <w:rFonts w:ascii="Segoe UI Variable Small" w:hAnsi="Segoe UI Variable Small"/>
-          <w:color w:val="262626" w:themeColor="text1" w:themeTint="D9"/>
-          <w:sz w:val="20"/>
-          <w:szCs w:val="20"/>
-        </w:rPr>
-        <w:t>Итого:</w:t>
-      </w:r>
-      <w:r>
-        <w:rPr>
-          <w:rFonts w:ascii="Segoe UI Variable Small" w:hAnsi="Segoe UI Variable Small"/>
-          <w:color w:val="262626" w:themeColor="text1" w:themeTint="D9"/>
-          <w:spacing w:val="-3"/>
-          <w:sz w:val="20"/>
-          <w:szCs w:val="20"/>
-        </w:rPr>
-        <w:t xml:space="preserve"> </w:t>
-      </w:r>
-      <w:r>
-        <w:rPr>
-          <w:rFonts w:ascii="Segoe UI Variable Small" w:hAnsi="Segoe UI Variable Small"/>
-          <w:color w:val="262626" w:themeColor="text1" w:themeTint="D9"/>
-          <w:sz w:val="20"/>
-          <w:szCs w:val="20"/>
-        </w:rPr>
-        <w:t>{</w:t>
-      </w:r>
-      <w:proofErr w:type="spellStart"/>
-      <w:r>
-        <w:rPr>
-          <w:rFonts w:ascii="Segoe UI Variable Small" w:hAnsi="Segoe UI Variable Small"/>
-          <w:color w:val="262626" w:themeColor="text1" w:themeTint="D9"/>
-          <w:sz w:val="20"/>
-          <w:szCs w:val="20"/>
-        </w:rPr>
-        <w:t>total</w:t>
-      </w:r>
-      <w:proofErr w:type="spellEnd"/>
-      <w:r>
-        <w:rPr>
-          <w:rFonts w:ascii="Segoe UI Variable Small" w:hAnsi="Segoe UI Variable Small"/>
-          <w:color w:val="262626" w:themeColor="text1" w:themeTint="D9"/>
-          <w:sz w:val="20"/>
-          <w:szCs w:val="20"/>
-        </w:rPr>
-        <w:t>} ({</w:t>
-      </w:r>
-      <w:proofErr w:type="spellStart"/>
-      <w:r>
-        <w:rPr>
-          <w:rFonts w:ascii="Segoe UI Variable Small" w:hAnsi="Segoe UI Variable Small"/>
-          <w:color w:val="262626" w:themeColor="text1" w:themeTint="D9"/>
-          <w:sz w:val="20"/>
-          <w:szCs w:val="20"/>
-        </w:rPr>
-        <w:t>totalWords</w:t>
-      </w:r>
-      <w:proofErr w:type="spellEnd"/>
-      <w:r>
-        <w:rPr>
-          <w:rFonts w:ascii="Segoe UI Variable Small" w:hAnsi="Segoe UI Variable Small"/>
-          <w:color w:val="262626" w:themeColor="text1" w:themeTint="D9"/>
-          <w:sz w:val="20"/>
-          <w:szCs w:val="20"/>
-        </w:rPr>
-        <w:t>})</w:t>
+        <w:t>Срок</w:t>
       </w:r>
       <w:r>
         <w:rPr>
@@ -814,7 +954,7 @@
           <w:sz w:val="20"/>
           <w:szCs w:val="20"/>
         </w:rPr>
-        <w:t>рублей</w:t>
+        <w:t>действие</w:t>
       </w:r>
       <w:r>
         <w:rPr>
@@ -833,13 +973,13 @@
           <w:sz w:val="20"/>
           <w:szCs w:val="20"/>
         </w:rPr>
-        <w:t>00</w:t>
-      </w:r>
-      <w:r>
-        <w:rPr>
-          <w:rFonts w:ascii="Segoe UI Variable Small" w:hAnsi="Segoe UI Variable Small"/>
-          <w:color w:val="262626" w:themeColor="text1" w:themeTint="D9"/>
-          <w:spacing w:val="-3"/>
+        <w:t>коммерческого</w:t>
+      </w:r>
+      <w:r>
+        <w:rPr>
+          <w:rFonts w:ascii="Segoe UI Variable Small" w:hAnsi="Segoe UI Variable Small"/>
+          <w:color w:val="262626" w:themeColor="text1" w:themeTint="D9"/>
+          <w:spacing w:val="-1"/>
           <w:sz w:val="20"/>
           <w:szCs w:val="20"/>
         </w:rPr>
@@ -852,99 +992,9 @@
           <w:sz w:val="20"/>
           <w:szCs w:val="20"/>
         </w:rPr>
-        <w:t>копеек,</w:t>
-      </w:r>
-      <w:r>
-        <w:rPr>
-          <w:rFonts w:ascii="Segoe UI Variable Small" w:hAnsi="Segoe UI Variable Small"/>
-          <w:color w:val="262626" w:themeColor="text1" w:themeTint="D9"/>
-          <w:spacing w:val="-3"/>
-          <w:sz w:val="20"/>
-          <w:szCs w:val="20"/>
-        </w:rPr>
-        <w:t xml:space="preserve"> </w:t>
-      </w:r>
-      <w:r>
-        <w:rPr>
-          <w:rFonts w:ascii="Segoe UI Variable Small" w:hAnsi="Segoe UI Variable Small"/>
-          <w:color w:val="262626" w:themeColor="text1" w:themeTint="D9"/>
-          <w:sz w:val="20"/>
-          <w:szCs w:val="20"/>
-        </w:rPr>
-        <w:t>НДС</w:t>
-      </w:r>
-      <w:r>
-        <w:rPr>
-          <w:rFonts w:ascii="Segoe UI Variable Small" w:hAnsi="Segoe UI Variable Small"/>
-          <w:color w:val="262626" w:themeColor="text1" w:themeTint="D9"/>
-          <w:spacing w:val="-3"/>
-          <w:sz w:val="20"/>
-          <w:szCs w:val="20"/>
-        </w:rPr>
-        <w:t xml:space="preserve"> </w:t>
-      </w:r>
-      <w:r>
-        <w:rPr>
-          <w:rFonts w:ascii="Segoe UI Variable Small" w:hAnsi="Segoe UI Variable Small"/>
-          <w:color w:val="262626" w:themeColor="text1" w:themeTint="D9"/>
-          <w:sz w:val="20"/>
-          <w:szCs w:val="20"/>
-        </w:rPr>
-        <w:t>не</w:t>
-      </w:r>
-      <w:r>
-        <w:rPr>
-          <w:rFonts w:ascii="Segoe UI Variable Small" w:hAnsi="Segoe UI Variable Small"/>
-          <w:color w:val="262626" w:themeColor="text1" w:themeTint="D9"/>
-          <w:spacing w:val="-4"/>
-          <w:sz w:val="20"/>
-          <w:szCs w:val="20"/>
-        </w:rPr>
-        <w:t xml:space="preserve"> </w:t>
-      </w:r>
-      <w:r>
-        <w:rPr>
-          <w:rFonts w:ascii="Segoe UI Variable Small" w:hAnsi="Segoe UI Variable Small"/>
-          <w:color w:val="262626" w:themeColor="text1" w:themeTint="D9"/>
-          <w:sz w:val="20"/>
-          <w:szCs w:val="20"/>
-        </w:rPr>
-        <w:t>облагается.</w:t>
-      </w:r>
-      <w:r>
-        <w:rPr>
-          <w:rFonts w:ascii="Segoe UI Variable Small" w:hAnsi="Segoe UI Variable Small"/>
-          <w:color w:val="262626" w:themeColor="text1" w:themeTint="D9"/>
-          <w:spacing w:val="-4"/>
-          <w:sz w:val="20"/>
-          <w:szCs w:val="20"/>
-        </w:rPr>
-        <w:t xml:space="preserve"> </w:t>
-      </w:r>
-      <w:r>
-        <w:rPr>
-          <w:rFonts w:ascii="Segoe UI Variable Small" w:hAnsi="Segoe UI Variable Small"/>
-          <w:color w:val="262626" w:themeColor="text1" w:themeTint="D9"/>
-          <w:sz w:val="20"/>
-          <w:szCs w:val="20"/>
-        </w:rPr>
-        <w:t>с использованием АУСН</w:t>
-      </w:r>
-      <w:r>
-        <w:rPr>
-          <w:rFonts w:ascii="Segoe UI Variable Small" w:hAnsi="Segoe UI Variable Small"/>
-          <w:color w:val="262626" w:themeColor="text1" w:themeTint="D9"/>
-          <w:sz w:val="20"/>
-          <w:szCs w:val="20"/>
-        </w:rPr>
-        <w:t xml:space="preserve">. </w:t>
-      </w:r>
-    </w:p>
-    <w:p>
-      <w:pPr>
-        <w:pStyle w:val="a3"/>
-        <w:ind w:left="12" w:firstLine="130"/>
-        <w:jc w:val="both"/>
+        <w:t>предложения</w:t>
+      </w:r>
+      <w:r>
         <w:rPr>
           <w:rFonts w:ascii="Segoe UI Variable Small" w:hAnsi="Segoe UI Variable Small"/>
           <w:color w:val="262626" w:themeColor="text1" w:themeTint="D9"/>
@@ -952,7 +1002,8 @@
           <w:sz w:val="20"/>
           <w:szCs w:val="20"/>
         </w:rPr>
-      </w:pPr>
+        <w:t xml:space="preserve"> </w:t>
+      </w:r>
       <w:r>
         <w:rPr>
           <w:rFonts w:ascii="Segoe UI Variable Small" w:hAnsi="Segoe UI Variable Small"/>
@@ -960,13 +1011,13 @@
           <w:sz w:val="20"/>
           <w:szCs w:val="20"/>
         </w:rPr>
-        <w:t>Срок</w:t>
-      </w:r>
-      <w:r>
-        <w:rPr>
-          <w:rFonts w:ascii="Segoe UI Variable Small" w:hAnsi="Segoe UI Variable Small"/>
-          <w:color w:val="262626" w:themeColor="text1" w:themeTint="D9"/>
-          <w:spacing w:val="-4"/>
+        <w:t>60</w:t>
+      </w:r>
+      <w:r>
+        <w:rPr>
+          <w:rFonts w:ascii="Segoe UI Variable Small" w:hAnsi="Segoe UI Variable Small"/>
+          <w:color w:val="262626" w:themeColor="text1" w:themeTint="D9"/>
+          <w:spacing w:val="-1"/>
           <w:sz w:val="20"/>
           <w:szCs w:val="20"/>
         </w:rPr>
@@ -979,7 +1030,17 @@
           <w:sz w:val="20"/>
           <w:szCs w:val="20"/>
         </w:rPr>
-        <w:t>действие</w:t>
+        <w:t>рабочих</w:t>
+      </w:r>
+      <w:r>
+        <w:rPr>
+          <w:rFonts w:ascii="Segoe UI Variable Small" w:hAnsi="Segoe UI Variable Small"/>
+          <w:color w:val="262626" w:themeColor="text1" w:themeTint="D9"/>
+          <w:spacing w:val="-1"/>
+          <w:sz w:val="20"/>
+          <w:szCs w:val="20"/>
+        </w:rPr>
+        <w:t xml:space="preserve"> </w:t>
       </w:r>
       <w:r>
         <w:rPr>
@@ -989,119 +1050,8 @@
           <w:sz w:val="20"/>
           <w:szCs w:val="20"/>
         </w:rPr>
-        <w:t xml:space="preserve"> </w:t>
-      </w:r>
-      <w:r>
-        <w:rPr>
-          <w:rFonts w:ascii="Segoe UI Variable Small" w:hAnsi="Segoe UI Variable Small"/>
-          <w:color w:val="262626" w:themeColor="text1" w:themeTint="D9"/>
-          <w:sz w:val="20"/>
-          <w:szCs w:val="20"/>
-        </w:rPr>
-        <w:t>коммерческого</w:t>
-      </w:r>
-      <w:r>
-        <w:rPr>
-          <w:rFonts w:ascii="Segoe UI Variable Small" w:hAnsi="Segoe UI Variable Small"/>
-          <w:color w:val="262626" w:themeColor="text1" w:themeTint="D9"/>
-          <w:spacing w:val="-1"/>
-          <w:sz w:val="20"/>
-          <w:szCs w:val="20"/>
-        </w:rPr>
-        <w:t xml:space="preserve"> </w:t>
-      </w:r>
-      <w:r>
-        <w:rPr>
-          <w:rFonts w:ascii="Segoe UI Variable Small" w:hAnsi="Segoe UI Variable Small"/>
-          <w:color w:val="262626" w:themeColor="text1" w:themeTint="D9"/>
-          <w:sz w:val="20"/>
-          <w:szCs w:val="20"/>
-        </w:rPr>
-        <w:t>предложения</w:t>
-      </w:r>
-      <w:r>
-        <w:rPr>
-          <w:rFonts w:ascii="Segoe UI Variable Small" w:hAnsi="Segoe UI Variable Small"/>
-          <w:color w:val="262626" w:themeColor="text1" w:themeTint="D9"/>
-          <w:spacing w:val="-2"/>
-          <w:sz w:val="20"/>
-          <w:szCs w:val="20"/>
-        </w:rPr>
-        <w:t xml:space="preserve"> </w:t>
-      </w:r>
-      <w:r>
-        <w:rPr>
-          <w:rFonts w:ascii="Segoe UI Variable Small" w:hAnsi="Segoe UI Variable Small"/>
-          <w:color w:val="262626" w:themeColor="text1" w:themeTint="D9"/>
-          <w:sz w:val="20"/>
-          <w:szCs w:val="20"/>
-        </w:rPr>
-        <w:t>60</w:t>
-      </w:r>
-      <w:r>
-        <w:rPr>
-          <w:rFonts w:ascii="Segoe UI Variable Small" w:hAnsi="Segoe UI Variable Small"/>
-          <w:color w:val="262626" w:themeColor="text1" w:themeTint="D9"/>
-          <w:spacing w:val="-1"/>
-          <w:sz w:val="20"/>
-          <w:szCs w:val="20"/>
-        </w:rPr>
-        <w:t xml:space="preserve"> </w:t>
-      </w:r>
-      <w:r>
-        <w:rPr>
-          <w:rFonts w:ascii="Segoe UI Variable Small" w:hAnsi="Segoe UI Variable Small"/>
-          <w:color w:val="262626" w:themeColor="text1" w:themeTint="D9"/>
-          <w:sz w:val="20"/>
-          <w:szCs w:val="20"/>
-        </w:rPr>
-        <w:t>рабочих</w:t>
-      </w:r>
-      <w:r>
-        <w:rPr>
-          <w:rFonts w:ascii="Segoe UI Variable Small" w:hAnsi="Segoe UI Variable Small"/>
-          <w:color w:val="262626" w:themeColor="text1" w:themeTint="D9"/>
-          <w:spacing w:val="-1"/>
-          <w:sz w:val="20"/>
-          <w:szCs w:val="20"/>
-        </w:rPr>
-        <w:t xml:space="preserve"> </w:t>
-      </w:r>
-      <w:r>
-        <w:rPr>
-          <w:rFonts w:ascii="Segoe UI Variable Small" w:hAnsi="Segoe UI Variable Small"/>
-          <w:color w:val="262626" w:themeColor="text1" w:themeTint="D9"/>
-          <w:spacing w:val="-2"/>
-          <w:sz w:val="20"/>
-          <w:szCs w:val="20"/>
-        </w:rPr>
         <w:t>дней.</w:t>
       </w:r>
-    </w:p>
-    <w:p>
-      <w:pPr>
-        <w:pStyle w:val="a3"/>
-        <w:ind w:left="12" w:firstLine="283"/>
-        <w:rPr>
-          <w:rFonts w:ascii="Segoe UI Variable Small" w:hAnsi="Segoe UI Variable Small"/>
-          <w:b/>
-          <w:color w:val="262626" w:themeColor="text1" w:themeTint="D9"/>
-          <w:sz w:val="16"/>
-          <w:szCs w:val="20"/>
-        </w:rPr>
-      </w:pPr>
-    </w:p>
-    <w:p>
-      <w:pPr>
-        <w:pStyle w:val="a3"/>
-        <w:ind w:left="12" w:right="113" w:firstLine="283"/>
-        <w:rPr>
-          <w:rFonts w:ascii="Segoe UI Variable Small" w:hAnsi="Segoe UI Variable Small"/>
-          <w:color w:val="262626" w:themeColor="text1" w:themeTint="D9"/>
-          <w:sz w:val="16"/>
-          <w:szCs w:val="16"/>
-        </w:rPr>
-      </w:pPr>
     </w:p>
     <w:tbl>
       <w:tblPr>
@@ -1934,12 +1884,8 @@
       </w:pPr>
     </w:p>
     <w:sectPr>
-      <w:headerReference w:type="even" r:id="rId9"/>
-      <w:headerReference w:type="default" r:id="rId10"/>
-      <w:footerReference w:type="even" r:id="rId11"/>
-      <w:footerReference w:type="default" r:id="rId12"/>
-      <w:headerReference w:type="first" r:id="rId13"/>
-      <w:footerReference w:type="first" r:id="rId14"/>
+      <w:headerReference w:type="first" r:id="rId9"/>
+      <w:footerReference w:type="first" r:id="rId10"/>
       <w:type w:val="continuous"/>
       <w:pgSz w:w="11910" w:h="16840"/>
       <w:pgMar w:top="720" w:right="720" w:bottom="720" w:left="720" w:header="283" w:footer="624" w:gutter="0"/>
@@ -1972,26 +1918,6 @@
 </file>
 
 <file path=word/footer1.xml><?xml version="1.0" encoding="utf-8"?>
-<w:ftr xmlns:wpc="http://schemas.microsoft.com/office/word/2010/wordprocessingCanvas" xmlns:cx="http://schemas.microsoft.com/office/drawing/2014/chartex" xmlns:cx1="http://schemas.microsoft.com/office/drawing/2015/9/8/chartex" xmlns:cx2="http://schemas.microsoft.com/office/drawing/2015/10/21/chartex" xmlns:cx3="http://schemas.microsoft.com/office/drawing/2016/5/9/chartex" xmlns:cx4="http://schemas.microsoft.com/office/drawing/2016/5/10/chartex" xmlns:cx5="http://schemas.microsoft.com/office/drawing/2016/5/11/chartex" xmlns:cx6="http://schemas.microsoft.com/office/drawing/2016/5/12/chartex" xmlns:cx7="http://schemas.microsoft.com/office/drawing/2016/5/13/chartex" xmlns:cx8="http://schemas.microsoft.com/office/drawing/2016/5/14/chartex" xmlns:mc="http://schemas.openxmlformats.org/markup-compatibility/2006" xmlns:aink="http://schemas.microsoft.com/office/drawing/2016/ink" xmlns:am3d="http://schemas.microsoft.com/office/drawing/2017/model3d" xmlns:o="urn:schemas-microsoft-com:office:office" xmlns:oel="http://schemas.microsoft.com/office/2019/extlst" xmlns:r="http://schemas.openxmlformats.org/officeDocument/2006/relationships" xmlns:m="http://schemas.openxmlformats.org/officeDocument/2006/math" xmlns:v="urn:schemas-microsoft-com:vml" xmlns:wp14="http://schemas.microsoft.com/office/word/2010/wordprocessingDrawing" xmlns:wp="http://schemas.openxmlformats.org/drawingml/2006/wordprocessingDrawing" xmlns:w10="urn:schemas-microsoft-com:office:word" xmlns:w="http://schemas.openxmlformats.org/wordprocessingml/2006/main" xmlns:w14="http://schemas.microsoft.com/office/word/2010/wordml" xmlns:w15="http://schemas.microsoft.com/office/word/2012/wordml" xmlns:w16cex="http://schemas.microsoft.com/office/word/2018/wordml/cex" xmlns:w16cid="http://schemas.microsoft.com/office/word/2016/wordml/cid" xmlns:w16="http://schemas.microsoft.com/office/word/2018/wordml" xmlns:w16sdtdh="http://schemas.microsoft.com/office/word/2020/wordml/sdtdatahash" xmlns:w16se="http://schemas.microsoft.com/office/word/2015/wordml/symex" xmlns:wpg="http://schemas.microsoft.com/office/word/2010/wordprocessingGroup" xmlns:wpi="http://schemas.microsoft.com/office/word/2010/wordprocessingInk" xmlns:wne="http://schemas.microsoft.com/office/word/2006/wordml" xmlns:wps="http://schemas.microsoft.com/office/word/2010/wordprocessingShape" mc:Ignorable="w14 w15 w16se w16cid w16 w16cex w16sdtdh wp14">
-  <w:p>
-    <w:pPr>
-      <w:pStyle w:val="a7"/>
-    </w:pPr>
-  </w:p>
-</w:ftr>
-</file>
-
-<file path=word/footer2.xml><?xml version="1.0" encoding="utf-8"?>
-<w:ftr xmlns:wpc="http://schemas.microsoft.com/office/word/2010/wordprocessingCanvas" xmlns:cx="http://schemas.microsoft.com/office/drawing/2014/chartex" xmlns:cx1="http://schemas.microsoft.com/office/drawing/2015/9/8/chartex" xmlns:cx2="http://schemas.microsoft.com/office/drawing/2015/10/21/chartex" xmlns:cx3="http://schemas.microsoft.com/office/drawing/2016/5/9/chartex" xmlns:cx4="http://schemas.microsoft.com/office/drawing/2016/5/10/chartex" xmlns:cx5="http://schemas.microsoft.com/office/drawing/2016/5/11/chartex" xmlns:cx6="http://schemas.microsoft.com/office/drawing/2016/5/12/chartex" xmlns:cx7="http://schemas.microsoft.com/office/drawing/2016/5/13/chartex" xmlns:cx8="http://schemas.microsoft.com/office/drawing/2016/5/14/chartex" xmlns:mc="http://schemas.openxmlformats.org/markup-compatibility/2006" xmlns:aink="http://schemas.microsoft.com/office/drawing/2016/ink" xmlns:am3d="http://schemas.microsoft.com/office/drawing/2017/model3d" xmlns:o="urn:schemas-microsoft-com:office:office" xmlns:oel="http://schemas.microsoft.com/office/2019/extlst" xmlns:r="http://schemas.openxmlformats.org/officeDocument/2006/relationships" xmlns:m="http://schemas.openxmlformats.org/officeDocument/2006/math" xmlns:v="urn:schemas-microsoft-com:vml" xmlns:wp14="http://schemas.microsoft.com/office/word/2010/wordprocessingDrawing" xmlns:wp="http://schemas.openxmlformats.org/drawingml/2006/wordprocessingDrawing" xmlns:w10="urn:schemas-microsoft-com:office:word" xmlns:w="http://schemas.openxmlformats.org/wordprocessingml/2006/main" xmlns:w14="http://schemas.microsoft.com/office/word/2010/wordml" xmlns:w15="http://schemas.microsoft.com/office/word/2012/wordml" xmlns:w16cex="http://schemas.microsoft.com/office/word/2018/wordml/cex" xmlns:w16cid="http://schemas.microsoft.com/office/word/2016/wordml/cid" xmlns:w16="http://schemas.microsoft.com/office/word/2018/wordml" xmlns:w16sdtdh="http://schemas.microsoft.com/office/word/2020/wordml/sdtdatahash" xmlns:w16se="http://schemas.microsoft.com/office/word/2015/wordml/symex" xmlns:wpg="http://schemas.microsoft.com/office/word/2010/wordprocessingGroup" xmlns:wpi="http://schemas.microsoft.com/office/word/2010/wordprocessingInk" xmlns:wne="http://schemas.microsoft.com/office/word/2006/wordml" xmlns:wps="http://schemas.microsoft.com/office/word/2010/wordprocessingShape" mc:Ignorable="w14 w15 w16se w16cid w16 w16cex w16sdtdh wp14">
-  <w:p>
-    <w:pPr>
-      <w:pStyle w:val="a7"/>
-    </w:pPr>
-  </w:p>
-</w:ftr>
-</file>
-
-<file path=word/footer3.xml><?xml version="1.0" encoding="utf-8"?>
 <w:ftr xmlns:wpc="http://schemas.microsoft.com/office/word/2010/wordprocessingCanvas" xmlns:cx="http://schemas.microsoft.com/office/drawing/2014/chartex" xmlns:cx1="http://schemas.microsoft.com/office/drawing/2015/9/8/chartex" xmlns:cx2="http://schemas.microsoft.com/office/drawing/2015/10/21/chartex" xmlns:cx3="http://schemas.microsoft.com/office/drawing/2016/5/9/chartex" xmlns:cx4="http://schemas.microsoft.com/office/drawing/2016/5/10/chartex" xmlns:cx5="http://schemas.microsoft.com/office/drawing/2016/5/11/chartex" xmlns:cx6="http://schemas.microsoft.com/office/drawing/2016/5/12/chartex" xmlns:cx7="http://schemas.microsoft.com/office/drawing/2016/5/13/chartex" xmlns:cx8="http://schemas.microsoft.com/office/drawing/2016/5/14/chartex" xmlns:mc="http://schemas.openxmlformats.org/markup-compatibility/2006" xmlns:aink="http://schemas.microsoft.com/office/drawing/2016/ink" xmlns:am3d="http://schemas.microsoft.com/office/drawing/2017/model3d" xmlns:o="urn:schemas-microsoft-com:office:office" xmlns:oel="http://schemas.microsoft.com/office/2019/extlst" xmlns:r="http://schemas.openxmlformats.org/officeDocument/2006/relationships" xmlns:m="http://schemas.openxmlformats.org/officeDocument/2006/math" xmlns:v="urn:schemas-microsoft-com:vml" xmlns:wp14="http://schemas.microsoft.com/office/word/2010/wordprocessingDrawing" xmlns:wp="http://schemas.openxmlformats.org/drawingml/2006/wordprocessingDrawing" xmlns:w10="urn:schemas-microsoft-com:office:word" xmlns:w="http://schemas.openxmlformats.org/wordprocessingml/2006/main" xmlns:w14="http://schemas.microsoft.com/office/word/2010/wordml" xmlns:w15="http://schemas.microsoft.com/office/word/2012/wordml" xmlns:w16cex="http://schemas.microsoft.com/office/word/2018/wordml/cex" xmlns:w16cid="http://schemas.microsoft.com/office/word/2016/wordml/cid" xmlns:w16="http://schemas.microsoft.com/office/word/2018/wordml" xmlns:w16sdtdh="http://schemas.microsoft.com/office/word/2020/wordml/sdtdatahash" xmlns:w16se="http://schemas.microsoft.com/office/word/2015/wordml/symex" xmlns:wpg="http://schemas.microsoft.com/office/word/2010/wordprocessingGroup" xmlns:wpi="http://schemas.microsoft.com/office/word/2010/wordprocessingInk" xmlns:wne="http://schemas.microsoft.com/office/word/2006/wordml" xmlns:wps="http://schemas.microsoft.com/office/word/2010/wordprocessingShape" mc:Ignorable="w14 w15 w16se w16cid w16 w16cex w16sdtdh wp14">
   <w:tbl>
     <w:tblPr>
@@ -2230,7 +2156,7 @@
           <w:hyperlink r:id="rId1" w:history="1">
             <w:r>
               <w:rPr>
-                <w:rStyle w:val="aa"/>
+                <w:rStyle w:val="ab"/>
                 <w:rFonts w:ascii="Segoe UI Variable Small" w:eastAsia="Andale Sans UI" w:hAnsi="Segoe UI Variable Small" w:cs="Tahoma"/>
                 <w:color w:val="2626FF" w:themeColor="hyperlink" w:themeTint="D9"/>
                 <w:kern w:val="3"/>
@@ -2242,7 +2168,7 @@
             </w:r>
             <w:r>
               <w:rPr>
-                <w:rStyle w:val="aa"/>
+                <w:rStyle w:val="ab"/>
                 <w:rFonts w:ascii="Segoe UI Variable Small" w:eastAsia="Andale Sans UI" w:hAnsi="Segoe UI Variable Small" w:cs="Tahoma"/>
                 <w:color w:val="2626FF" w:themeColor="hyperlink" w:themeTint="D9"/>
                 <w:kern w:val="3"/>
@@ -2254,7 +2180,7 @@
             </w:r>
             <w:r>
               <w:rPr>
-                <w:rStyle w:val="aa"/>
+                <w:rStyle w:val="ab"/>
                 <w:rFonts w:ascii="Segoe UI Variable Small" w:eastAsia="Andale Sans UI" w:hAnsi="Segoe UI Variable Small" w:cs="Tahoma"/>
                 <w:color w:val="2626FF" w:themeColor="hyperlink" w:themeTint="D9"/>
                 <w:kern w:val="3"/>
@@ -2266,7 +2192,7 @@
             </w:r>
             <w:r>
               <w:rPr>
-                <w:rStyle w:val="aa"/>
+                <w:rStyle w:val="ab"/>
                 <w:rFonts w:ascii="Segoe UI Variable Small" w:eastAsia="Andale Sans UI" w:hAnsi="Segoe UI Variable Small" w:cs="Tahoma"/>
                 <w:color w:val="2626FF" w:themeColor="hyperlink" w:themeTint="D9"/>
                 <w:kern w:val="3"/>
@@ -2278,7 +2204,7 @@
             </w:r>
             <w:r>
               <w:rPr>
-                <w:rStyle w:val="aa"/>
+                <w:rStyle w:val="ab"/>
                 <w:rFonts w:ascii="Segoe UI Variable Small" w:eastAsia="Andale Sans UI" w:hAnsi="Segoe UI Variable Small" w:cs="Tahoma"/>
                 <w:color w:val="2626FF" w:themeColor="hyperlink" w:themeTint="D9"/>
                 <w:kern w:val="3"/>
@@ -2290,7 +2216,7 @@
             </w:r>
             <w:r>
               <w:rPr>
-                <w:rStyle w:val="aa"/>
+                <w:rStyle w:val="ab"/>
                 <w:rFonts w:ascii="Segoe UI Variable Small" w:eastAsia="Andale Sans UI" w:hAnsi="Segoe UI Variable Small" w:cs="Tahoma"/>
                 <w:color w:val="2626FF" w:themeColor="hyperlink" w:themeTint="D9"/>
                 <w:kern w:val="3"/>
@@ -2665,7 +2591,7 @@
   </w:tbl>
   <w:p>
     <w:pPr>
-      <w:pStyle w:val="a7"/>
+      <w:pStyle w:val="a8"/>
     </w:pPr>
   </w:p>
 </w:ftr>
@@ -2692,31 +2618,11 @@
 
 <file path=word/header1.xml><?xml version="1.0" encoding="utf-8"?>
 <w:hdr xmlns:wpc="http://schemas.microsoft.com/office/word/2010/wordprocessingCanvas" xmlns:cx="http://schemas.microsoft.com/office/drawing/2014/chartex" xmlns:cx1="http://schemas.microsoft.com/office/drawing/2015/9/8/chartex" xmlns:cx2="http://schemas.microsoft.com/office/drawing/2015/10/21/chartex" xmlns:cx3="http://schemas.microsoft.com/office/drawing/2016/5/9/chartex" xmlns:cx4="http://schemas.microsoft.com/office/drawing/2016/5/10/chartex" xmlns:cx5="http://schemas.microsoft.com/office/drawing/2016/5/11/chartex" xmlns:cx6="http://schemas.microsoft.com/office/drawing/2016/5/12/chartex" xmlns:cx7="http://schemas.microsoft.com/office/drawing/2016/5/13/chartex" xmlns:cx8="http://schemas.microsoft.com/office/drawing/2016/5/14/chartex" xmlns:mc="http://schemas.openxmlformats.org/markup-compatibility/2006" xmlns:aink="http://schemas.microsoft.com/office/drawing/2016/ink" xmlns:am3d="http://schemas.microsoft.com/office/drawing/2017/model3d" xmlns:o="urn:schemas-microsoft-com:office:office" xmlns:oel="http://schemas.microsoft.com/office/2019/extlst" xmlns:r="http://schemas.openxmlformats.org/officeDocument/2006/relationships" xmlns:m="http://schemas.openxmlformats.org/officeDocument/2006/math" xmlns:v="urn:schemas-microsoft-com:vml" xmlns:wp14="http://schemas.microsoft.com/office/word/2010/wordprocessingDrawing" xmlns:wp="http://schemas.openxmlformats.org/drawingml/2006/wordprocessingDrawing" xmlns:w10="urn:schemas-microsoft-com:office:word" xmlns:w="http://schemas.openxmlformats.org/wordprocessingml/2006/main" xmlns:w14="http://schemas.microsoft.com/office/word/2010/wordml" xmlns:w15="http://schemas.microsoft.com/office/word/2012/wordml" xmlns:w16cex="http://schemas.microsoft.com/office/word/2018/wordml/cex" xmlns:w16cid="http://schemas.microsoft.com/office/word/2016/wordml/cid" xmlns:w16="http://schemas.microsoft.com/office/word/2018/wordml" xmlns:w16sdtdh="http://schemas.microsoft.com/office/word/2020/wordml/sdtdatahash" xmlns:w16se="http://schemas.microsoft.com/office/word/2015/wordml/symex" xmlns:wpg="http://schemas.microsoft.com/office/word/2010/wordprocessingGroup" xmlns:wpi="http://schemas.microsoft.com/office/word/2010/wordprocessingInk" xmlns:wne="http://schemas.microsoft.com/office/word/2006/wordml" xmlns:wps="http://schemas.microsoft.com/office/word/2010/wordprocessingShape" mc:Ignorable="w14 w15 w16se w16cid w16 w16cex w16sdtdh wp14">
-  <w:p>
-    <w:pPr>
-      <w:pStyle w:val="a5"/>
-    </w:pPr>
-  </w:p>
-</w:hdr>
-</file>
-
-<file path=word/header2.xml><?xml version="1.0" encoding="utf-8"?>
-<w:hdr xmlns:wpc="http://schemas.microsoft.com/office/word/2010/wordprocessingCanvas" xmlns:cx="http://schemas.microsoft.com/office/drawing/2014/chartex" xmlns:cx1="http://schemas.microsoft.com/office/drawing/2015/9/8/chartex" xmlns:cx2="http://schemas.microsoft.com/office/drawing/2015/10/21/chartex" xmlns:cx3="http://schemas.microsoft.com/office/drawing/2016/5/9/chartex" xmlns:cx4="http://schemas.microsoft.com/office/drawing/2016/5/10/chartex" xmlns:cx5="http://schemas.microsoft.com/office/drawing/2016/5/11/chartex" xmlns:cx6="http://schemas.microsoft.com/office/drawing/2016/5/12/chartex" xmlns:cx7="http://schemas.microsoft.com/office/drawing/2016/5/13/chartex" xmlns:cx8="http://schemas.microsoft.com/office/drawing/2016/5/14/chartex" xmlns:mc="http://schemas.openxmlformats.org/markup-compatibility/2006" xmlns:aink="http://schemas.microsoft.com/office/drawing/2016/ink" xmlns:am3d="http://schemas.microsoft.com/office/drawing/2017/model3d" xmlns:o="urn:schemas-microsoft-com:office:office" xmlns:oel="http://schemas.microsoft.com/office/2019/extlst" xmlns:r="http://schemas.openxmlformats.org/officeDocument/2006/relationships" xmlns:m="http://schemas.openxmlformats.org/officeDocument/2006/math" xmlns:v="urn:schemas-microsoft-com:vml" xmlns:wp14="http://schemas.microsoft.com/office/word/2010/wordprocessingDrawing" xmlns:wp="http://schemas.openxmlformats.org/drawingml/2006/wordprocessingDrawing" xmlns:w10="urn:schemas-microsoft-com:office:word" xmlns:w="http://schemas.openxmlformats.org/wordprocessingml/2006/main" xmlns:w14="http://schemas.microsoft.com/office/word/2010/wordml" xmlns:w15="http://schemas.microsoft.com/office/word/2012/wordml" xmlns:w16cex="http://schemas.microsoft.com/office/word/2018/wordml/cex" xmlns:w16cid="http://schemas.microsoft.com/office/word/2016/wordml/cid" xmlns:w16="http://schemas.microsoft.com/office/word/2018/wordml" xmlns:w16sdtdh="http://schemas.microsoft.com/office/word/2020/wordml/sdtdatahash" xmlns:w16se="http://schemas.microsoft.com/office/word/2015/wordml/symex" xmlns:wpg="http://schemas.microsoft.com/office/word/2010/wordprocessingGroup" xmlns:wpi="http://schemas.microsoft.com/office/word/2010/wordprocessingInk" xmlns:wne="http://schemas.microsoft.com/office/word/2006/wordml" xmlns:wps="http://schemas.microsoft.com/office/word/2010/wordprocessingShape" mc:Ignorable="w14 w15 w16se w16cid w16 w16cex w16sdtdh wp14">
-  <w:p>
-    <w:pPr>
-      <w:pStyle w:val="a5"/>
-    </w:pPr>
-  </w:p>
-</w:hdr>
-</file>
-
-<file path=word/header3.xml><?xml version="1.0" encoding="utf-8"?>
-<w:hdr xmlns:wpc="http://schemas.microsoft.com/office/word/2010/wordprocessingCanvas" xmlns:cx="http://schemas.microsoft.com/office/drawing/2014/chartex" xmlns:cx1="http://schemas.microsoft.com/office/drawing/2015/9/8/chartex" xmlns:cx2="http://schemas.microsoft.com/office/drawing/2015/10/21/chartex" xmlns:cx3="http://schemas.microsoft.com/office/drawing/2016/5/9/chartex" xmlns:cx4="http://schemas.microsoft.com/office/drawing/2016/5/10/chartex" xmlns:cx5="http://schemas.microsoft.com/office/drawing/2016/5/11/chartex" xmlns:cx6="http://schemas.microsoft.com/office/drawing/2016/5/12/chartex" xmlns:cx7="http://schemas.microsoft.com/office/drawing/2016/5/13/chartex" xmlns:cx8="http://schemas.microsoft.com/office/drawing/2016/5/14/chartex" xmlns:mc="http://schemas.openxmlformats.org/markup-compatibility/2006" xmlns:aink="http://schemas.microsoft.com/office/drawing/2016/ink" xmlns:am3d="http://schemas.microsoft.com/office/drawing/2017/model3d" xmlns:o="urn:schemas-microsoft-com:office:office" xmlns:oel="http://schemas.microsoft.com/office/2019/extlst" xmlns:r="http://schemas.openxmlformats.org/officeDocument/2006/relationships" xmlns:m="http://schemas.openxmlformats.org/officeDocument/2006/math" xmlns:v="urn:schemas-microsoft-com:vml" xmlns:wp14="http://schemas.microsoft.com/office/word/2010/wordprocessingDrawing" xmlns:wp="http://schemas.openxmlformats.org/drawingml/2006/wordprocessingDrawing" xmlns:w10="urn:schemas-microsoft-com:office:word" xmlns:w="http://schemas.openxmlformats.org/wordprocessingml/2006/main" xmlns:w14="http://schemas.microsoft.com/office/word/2010/wordml" xmlns:w15="http://schemas.microsoft.com/office/word/2012/wordml" xmlns:w16cex="http://schemas.microsoft.com/office/word/2018/wordml/cex" xmlns:w16cid="http://schemas.microsoft.com/office/word/2016/wordml/cid" xmlns:w16="http://schemas.microsoft.com/office/word/2018/wordml" xmlns:w16sdtdh="http://schemas.microsoft.com/office/word/2020/wordml/sdtdatahash" xmlns:w16se="http://schemas.microsoft.com/office/word/2015/wordml/symex" xmlns:wpg="http://schemas.microsoft.com/office/word/2010/wordprocessingGroup" xmlns:wpi="http://schemas.microsoft.com/office/word/2010/wordprocessingInk" xmlns:wne="http://schemas.microsoft.com/office/word/2006/wordml" xmlns:wps="http://schemas.microsoft.com/office/word/2010/wordprocessingShape" mc:Ignorable="w14 w15 w16se w16cid w16 w16cex w16sdtdh wp14">
   <w:tbl>
     <w:tblPr>
       <w:tblStyle w:val="1"/>
-      <w:tblW w:w="10774" w:type="dxa"/>
-      <w:tblInd w:w="-142" w:type="dxa"/>
+      <w:tblW w:w="9213" w:type="dxa"/>
+      <w:tblInd w:w="426" w:type="dxa"/>
       <w:tblBorders>
         <w:top w:val="none" w:sz="0" w:space="0" w:color="auto"/>
         <w:left w:val="none" w:sz="0" w:space="0" w:color="auto"/>
@@ -2728,8 +2634,8 @@
       <w:tblLook w:val="04A0" w:firstRow="1" w:lastRow="0" w:firstColumn="1" w:lastColumn="0" w:noHBand="0" w:noVBand="1"/>
     </w:tblPr>
     <w:tblGrid>
-      <w:gridCol w:w="4253"/>
-      <w:gridCol w:w="6521"/>
+      <w:gridCol w:w="3119"/>
+      <w:gridCol w:w="6094"/>
     </w:tblGrid>
     <w:tr>
       <w:trPr>
@@ -2737,9 +2643,8 @@
       </w:trPr>
       <w:tc>
         <w:tcPr>
-          <w:tcW w:w="4253" w:type="dxa"/>
+          <w:tcW w:w="3119" w:type="dxa"/>
           <w:vMerge w:val="restart"/>
-          <w:vAlign w:val="center"/>
         </w:tcPr>
         <w:p>
           <w:pPr>
@@ -2769,10 +2674,10 @@
               <w:lang w:eastAsia="ru-RU"/>
             </w:rPr>
             <w:drawing>
-              <wp:inline distT="0" distB="0" distL="0" distR="0" wp14:anchorId="6F9F6344" wp14:editId="50B013F9">
+              <wp:inline distT="0" distB="0" distL="0" distR="0" wp14:anchorId="1E12AE8F" wp14:editId="4DBF7120">
                 <wp:extent cx="1084521" cy="860697"/>
                 <wp:effectExtent l="0" t="0" r="1905" b="0"/>
-                <wp:docPr id="66" name="Рисунок 66" descr="Изображение выглядит как Графика, Шрифт, зеленый, дизайн&#10;&#10;Контент, сгенерированный ИИ, может содержать ошибки."/>
+                <wp:docPr id="13" name="Рисунок 13" descr="Изображение выглядит как Графика, Шрифт, зеленый, дизайн&#10;&#10;Контент, сгенерированный ИИ, может содержать ошибки."/>
                 <wp:cNvGraphicFramePr>
                   <a:graphicFrameLocks xmlns:a="http://schemas.openxmlformats.org/drawingml/2006/main" noChangeAspect="1"/>
                 </wp:cNvGraphicFramePr>
@@ -2822,12 +2727,12 @@
       </w:tc>
       <w:tc>
         <w:tcPr>
-          <w:tcW w:w="6521" w:type="dxa"/>
-          <w:vAlign w:val="center"/>
+          <w:tcW w:w="6094" w:type="dxa"/>
         </w:tcPr>
         <w:p>
           <w:pPr>
-            <w:ind w:right="461" w:firstLine="713"/>
+            <w:ind w:right="27"/>
+            <w:jc w:val="right"/>
             <w:rPr>
               <w:rFonts w:ascii="Segoe UI Variable Small" w:hAnsi="Segoe UI Variable Small"/>
               <w:bCs/>
@@ -2836,27 +2741,6 @@
               <w:szCs w:val="24"/>
             </w:rPr>
           </w:pPr>
-          <w:r>
-            <w:rPr>
-              <w:rFonts w:ascii="Segoe UI Variable Small" w:hAnsi="Segoe UI Variable Small"/>
-              <w:bCs/>
-              <w:color w:val="262626" w:themeColor="text1" w:themeTint="D9"/>
-              <w:sz w:val="24"/>
-              <w:szCs w:val="24"/>
-            </w:rPr>
-            <w:t>№</w:t>
-          </w:r>
-          <w:r>
-            <w:rPr>
-              <w:rFonts w:ascii="Segoe UI Variable Small" w:hAnsi="Segoe UI Variable Small"/>
-              <w:bCs/>
-              <w:color w:val="262626" w:themeColor="text1" w:themeTint="D9"/>
-              <w:spacing w:val="-5"/>
-              <w:sz w:val="24"/>
-              <w:szCs w:val="24"/>
-            </w:rPr>
-            <w:t xml:space="preserve"> </w:t>
-          </w:r>
           <w:r>
             <w:rPr>
               <w:rFonts w:ascii="Segoe UI Variable Small" w:hAnsi="Segoe UI Variable Small"/>
@@ -2876,7 +2760,7 @@
               <w:sz w:val="24"/>
               <w:szCs w:val="24"/>
             </w:rPr>
-            <w:t>number</w:t>
+            <w:t>date</w:t>
           </w:r>
           <w:proofErr w:type="spellEnd"/>
           <w:r>
@@ -2887,13 +2771,14 @@
               <w:sz w:val="24"/>
               <w:szCs w:val="24"/>
             </w:rPr>
-            <w:t>}</w:t>
+            <w:t>} г.</w:t>
           </w:r>
         </w:p>
         <w:p>
           <w:pPr>
             <w:spacing w:after="240"/>
-            <w:ind w:right="461" w:firstLine="713"/>
+            <w:ind w:right="27"/>
+            <w:jc w:val="right"/>
             <w:rPr>
               <w:rFonts w:ascii="Segoe UI Variable Small" w:hAnsi="Segoe UI Variable Small"/>
               <w:b/>
@@ -2910,7 +2795,7 @@
               <w:sz w:val="24"/>
               <w:szCs w:val="24"/>
             </w:rPr>
-            <w:t>{</w:t>
+            <w:t>№ {</w:t>
           </w:r>
           <w:proofErr w:type="spellStart"/>
           <w:r>
@@ -2921,7 +2806,7 @@
               <w:sz w:val="24"/>
               <w:szCs w:val="24"/>
             </w:rPr>
-            <w:t>date</w:t>
+            <w:t>number</w:t>
           </w:r>
           <w:proofErr w:type="spellEnd"/>
           <w:r>
@@ -2932,17 +2817,7 @@
               <w:sz w:val="24"/>
               <w:szCs w:val="24"/>
             </w:rPr>
-            <w:t>} г.</w:t>
-          </w:r>
-          <w:r>
-            <w:rPr>
-              <w:rFonts w:ascii="Segoe UI Variable Small" w:hAnsi="Segoe UI Variable Small"/>
-              <w:b/>
-              <w:color w:val="262626" w:themeColor="text1" w:themeTint="D9"/>
-              <w:sz w:val="24"/>
-              <w:szCs w:val="24"/>
-            </w:rPr>
-            <w:t xml:space="preserve"> </w:t>
+            <w:t>}</w:t>
           </w:r>
         </w:p>
       </w:tc>
@@ -2953,7 +2828,7 @@
       </w:trPr>
       <w:tc>
         <w:tcPr>
-          <w:tcW w:w="4253" w:type="dxa"/>
+          <w:tcW w:w="3119" w:type="dxa"/>
           <w:vMerge/>
         </w:tcPr>
         <w:p>
@@ -2974,12 +2849,12 @@
       </w:tc>
       <w:tc>
         <w:tcPr>
-          <w:tcW w:w="6521" w:type="dxa"/>
+          <w:tcW w:w="6094" w:type="dxa"/>
         </w:tcPr>
         <w:p>
           <w:pPr>
             <w:suppressAutoHyphens/>
-            <w:ind w:firstLine="713"/>
+            <w:jc w:val="right"/>
             <w:textAlignment w:val="baseline"/>
             <w:rPr>
               <w:rFonts w:ascii="Segoe UI Variable Small" w:eastAsia="Andale Sans UI" w:hAnsi="Segoe UI Variable Small" w:cs="Tahoma"/>
@@ -3006,7 +2881,7 @@
           <w:pPr>
             <w:suppressAutoHyphens/>
             <w:spacing w:after="240"/>
-            <w:ind w:firstLine="713"/>
+            <w:jc w:val="right"/>
             <w:textAlignment w:val="baseline"/>
             <w:rPr>
               <w:rFonts w:ascii="Segoe UI Variable Small" w:eastAsia="Andale Sans UI" w:hAnsi="Segoe UI Variable Small" w:cs="Tahoma"/>
@@ -3027,104 +2902,6 @@
               <w:lang w:eastAsia="ja-JP" w:bidi="fa-IR"/>
             </w:rPr>
             <w:t>ИНН: 370252937771, ОГРНИП 315370200019141</w:t>
-          </w:r>
-        </w:p>
-      </w:tc>
-    </w:tr>
-    <w:tr>
-      <w:trPr>
-        <w:trHeight w:val="104"/>
-      </w:trPr>
-      <w:tc>
-        <w:tcPr>
-          <w:tcW w:w="4253" w:type="dxa"/>
-          <w:vMerge/>
-        </w:tcPr>
-        <w:p>
-          <w:pPr>
-            <w:tabs>
-              <w:tab w:val="center" w:pos="4677"/>
-              <w:tab w:val="right" w:pos="9355"/>
-            </w:tabs>
-            <w:rPr>
-              <w:rFonts w:ascii="Segoe UI Variable Small" w:hAnsi="Segoe UI Variable Small"/>
-              <w:color w:val="262626" w:themeColor="text1" w:themeTint="D9"/>
-              <w:sz w:val="32"/>
-              <w:szCs w:val="40"/>
-              <w:lang w:eastAsia="ru-RU"/>
-            </w:rPr>
-          </w:pPr>
-        </w:p>
-      </w:tc>
-      <w:tc>
-        <w:tcPr>
-          <w:tcW w:w="6521" w:type="dxa"/>
-        </w:tcPr>
-        <w:p>
-          <w:pPr>
-            <w:tabs>
-              <w:tab w:val="center" w:pos="4677"/>
-              <w:tab w:val="right" w:pos="9355"/>
-            </w:tabs>
-            <w:ind w:firstLine="713"/>
-            <w:rPr>
-              <w:rFonts w:ascii="Segoe UI Variable Small" w:eastAsia="Andale Sans UI" w:hAnsi="Segoe UI Variable Small" w:cs="Tahoma"/>
-              <w:color w:val="262626" w:themeColor="text1" w:themeTint="D9"/>
-              <w:kern w:val="3"/>
-              <w:sz w:val="28"/>
-              <w:szCs w:val="28"/>
-              <w:lang w:eastAsia="ja-JP" w:bidi="fa-IR"/>
-            </w:rPr>
-          </w:pPr>
-          <w:r>
-            <w:rPr>
-              <w:rFonts w:ascii="Segoe UI Variable Small" w:eastAsia="Andale Sans UI" w:hAnsi="Segoe UI Variable Small" w:cs="Tahoma"/>
-              <w:color w:val="262626" w:themeColor="text1" w:themeTint="D9"/>
-              <w:kern w:val="3"/>
-              <w:sz w:val="28"/>
-              <w:szCs w:val="28"/>
-              <w:lang w:eastAsia="ja-JP" w:bidi="fa-IR"/>
-            </w:rPr>
-            <w:t xml:space="preserve">Коммерческое предложение </w:t>
-          </w:r>
-        </w:p>
-        <w:p>
-          <w:pPr>
-            <w:tabs>
-              <w:tab w:val="center" w:pos="4677"/>
-              <w:tab w:val="right" w:pos="9355"/>
-            </w:tabs>
-            <w:ind w:firstLine="713"/>
-            <w:rPr>
-              <w:rFonts w:ascii="Segoe UI Variable Small" w:eastAsia="Andale Sans UI" w:hAnsi="Segoe UI Variable Small" w:cs="Tahoma"/>
-              <w:color w:val="262626" w:themeColor="text1" w:themeTint="D9"/>
-              <w:kern w:val="3"/>
-              <w:sz w:val="28"/>
-              <w:szCs w:val="28"/>
-              <w:lang w:val="en-US" w:eastAsia="ja-JP" w:bidi="fa-IR"/>
-            </w:rPr>
-          </w:pPr>
-          <w:r>
-            <w:rPr>
-              <w:rFonts w:ascii="Segoe UI Variable Small" w:eastAsia="Andale Sans UI" w:hAnsi="Segoe UI Variable Small" w:cs="Tahoma"/>
-              <w:color w:val="262626" w:themeColor="text1" w:themeTint="D9"/>
-              <w:kern w:val="3"/>
-              <w:sz w:val="28"/>
-              <w:szCs w:val="28"/>
-              <w:lang w:eastAsia="ja-JP" w:bidi="fa-IR"/>
-            </w:rPr>
-            <w:t xml:space="preserve">для </w:t>
-          </w:r>
-          <w:r>
-            <w:rPr>
-              <w:rFonts w:ascii="Segoe UI Variable Small" w:eastAsia="Andale Sans UI" w:hAnsi="Segoe UI Variable Small" w:cs="Tahoma"/>
-              <w:color w:val="262626" w:themeColor="text1" w:themeTint="D9"/>
-              <w:kern w:val="3"/>
-              <w:sz w:val="28"/>
-              <w:szCs w:val="28"/>
-              <w:lang w:val="en-US" w:eastAsia="ja-JP" w:bidi="fa-IR"/>
-            </w:rPr>
-            <w:t>{partner}</w:t>
           </w:r>
         </w:p>
       </w:tc>
@@ -3132,16 +2909,7 @@
   </w:tbl>
   <w:p>
     <w:pPr>
-      <w:pStyle w:val="a5"/>
-      <w:rPr>
-        <w:color w:val="262626" w:themeColor="text1" w:themeTint="D9"/>
-        <w:lang w:val="en-US"/>
-      </w:rPr>
-    </w:pPr>
-  </w:p>
-  <w:p>
-    <w:pPr>
-      <w:pStyle w:val="a5"/>
+      <w:pStyle w:val="a6"/>
     </w:pPr>
   </w:p>
 </w:hdr>
@@ -3599,6 +3367,7 @@
   <w:style w:type="paragraph" w:styleId="a3">
     <w:name w:val="Body Text"/>
     <w:basedOn w:val="a"/>
+    <w:link w:val="a4"/>
     <w:uiPriority w:val="1"/>
     <w:qFormat/>
     <w:rPr>
@@ -3606,7 +3375,7 @@
       <w:szCs w:val="24"/>
     </w:rPr>
   </w:style>
-  <w:style w:type="paragraph" w:styleId="a4">
+  <w:style w:type="paragraph" w:styleId="a5">
     <w:name w:val="List Paragraph"/>
     <w:basedOn w:val="a"/>
     <w:uiPriority w:val="1"/>
@@ -3623,10 +3392,10 @@
       <w:jc w:val="center"/>
     </w:pPr>
   </w:style>
-  <w:style w:type="paragraph" w:styleId="a5">
+  <w:style w:type="paragraph" w:styleId="a6">
     <w:name w:val="header"/>
     <w:basedOn w:val="a"/>
-    <w:link w:val="a6"/>
+    <w:link w:val="a7"/>
     <w:uiPriority w:val="99"/>
     <w:unhideWhenUsed/>
     <w:rsid w:val="001F58A2"/>
@@ -3637,10 +3406,10 @@
       </w:tabs>
     </w:pPr>
   </w:style>
-  <w:style w:type="character" w:customStyle="1" w:styleId="a6">
+  <w:style w:type="character" w:customStyle="1" w:styleId="a7">
     <w:name w:val="Верхний колонтитул Знак"/>
     <w:basedOn w:val="a0"/>
-    <w:link w:val="a5"/>
+    <w:link w:val="a6"/>
     <w:uiPriority w:val="99"/>
     <w:rsid w:val="001F58A2"/>
     <w:rPr>
@@ -3648,10 +3417,10 @@
       <w:lang w:val="ru-RU"/>
     </w:rPr>
   </w:style>
-  <w:style w:type="paragraph" w:styleId="a7">
+  <w:style w:type="paragraph" w:styleId="a8">
     <w:name w:val="footer"/>
     <w:basedOn w:val="a"/>
-    <w:link w:val="a8"/>
+    <w:link w:val="a9"/>
     <w:uiPriority w:val="99"/>
     <w:unhideWhenUsed/>
     <w:rsid w:val="001F58A2"/>
@@ -3662,10 +3431,10 @@
       </w:tabs>
     </w:pPr>
   </w:style>
-  <w:style w:type="character" w:customStyle="1" w:styleId="a8">
+  <w:style w:type="character" w:customStyle="1" w:styleId="a9">
     <w:name w:val="Нижний колонтитул Знак"/>
     <w:basedOn w:val="a0"/>
-    <w:link w:val="a7"/>
+    <w:link w:val="a8"/>
     <w:uiPriority w:val="99"/>
     <w:rsid w:val="001F58A2"/>
     <w:rPr>
@@ -3676,7 +3445,7 @@
   <w:style w:type="table" w:customStyle="1" w:styleId="1">
     <w:name w:val="Сетка таблицы1"/>
     <w:basedOn w:val="a1"/>
-    <w:next w:val="a9"/>
+    <w:next w:val="aa"/>
     <w:uiPriority w:val="39"/>
     <w:rsid w:val="00447815"/>
     <w:pPr>
@@ -3698,7 +3467,7 @@
       </w:tblBorders>
     </w:tblPr>
   </w:style>
-  <w:style w:type="table" w:styleId="a9">
+  <w:style w:type="table" w:styleId="aa">
     <w:name w:val="Table Grid"/>
     <w:basedOn w:val="a1"/>
     <w:uiPriority w:val="39"/>
@@ -3714,7 +3483,7 @@
       </w:tblBorders>
     </w:tblPr>
   </w:style>
-  <w:style w:type="character" w:styleId="aa">
+  <w:style w:type="character" w:styleId="ab">
     <w:name w:val="Hyperlink"/>
     <w:basedOn w:val="a0"/>
     <w:uiPriority w:val="99"/>
@@ -3725,7 +3494,7 @@
       <w:u w:val="single"/>
     </w:rPr>
   </w:style>
-  <w:style w:type="character" w:styleId="ab">
+  <w:style w:type="character" w:styleId="ac">
     <w:name w:val="Unresolved Mention"/>
     <w:basedOn w:val="a0"/>
     <w:uiPriority w:val="99"/>
@@ -3737,7 +3506,7 @@
       <w:shd w:val="clear" w:color="auto" w:fill="E1DFDD"/>
     </w:rPr>
   </w:style>
-  <w:style w:type="character" w:styleId="ac">
+  <w:style w:type="character" w:styleId="ad">
     <w:name w:val="Placeholder Text"/>
     <w:basedOn w:val="a0"/>
     <w:uiPriority w:val="99"/>
@@ -3745,6 +3514,19 @@
     <w:rsid w:val="00A80C4F"/>
     <w:rPr>
       <w:color w:val="666666"/>
+    </w:rPr>
+  </w:style>
+  <w:style w:type="character" w:customStyle="1" w:styleId="a4">
+    <w:name w:val="Основной текст Знак"/>
+    <w:basedOn w:val="a0"/>
+    <w:link w:val="a3"/>
+    <w:uiPriority w:val="1"/>
+    <w:rsid w:val="00911BAD"/>
+    <w:rPr>
+      <w:rFonts w:ascii="Times New Roman" w:eastAsia="Times New Roman" w:hAnsi="Times New Roman" w:cs="Times New Roman"/>
+      <w:sz w:val="24"/>
+      <w:szCs w:val="24"/>
+      <w:lang w:val="ru-RU"/>
     </w:rPr>
   </w:style>
 </w:styles>
